--- a/docx/Parts/Part13.docx
+++ b/docx/Parts/Part13.docx
@@ -121,7 +121,7 @@
         <w:rPr>
           <w:color w:val="0000FF"/>
         </w:rPr>
-        <w:instrText xml:space="preserve"> REF _Numd19e1076 \h </w:instrText>
+        <w:instrText xml:space="preserve"> REF _Numd19e1070 \h </w:instrText>
       </w:r>
       <w:r>
         <w:fldChar w:fldCharType="separate"/>
@@ -167,7 +167,7 @@
         <w:rPr>
           <w:color w:val="0000FF"/>
         </w:rPr>
-        <w:instrText xml:space="preserve"> REF _Numd19e1114 \h </w:instrText>
+        <w:instrText xml:space="preserve"> REF _Numd19e1108 \h </w:instrText>
       </w:r>
       <w:r>
         <w:fldChar w:fldCharType="separate"/>
@@ -213,7 +213,7 @@
         <w:rPr>
           <w:color w:val="0000FF"/>
         </w:rPr>
-        <w:instrText xml:space="preserve"> REF _Numd19e1163 \h </w:instrText>
+        <w:instrText xml:space="preserve"> REF _Numd19e1157 \h </w:instrText>
       </w:r>
       <w:r>
         <w:fldChar w:fldCharType="separate"/>
@@ -259,7 +259,7 @@
         <w:rPr>
           <w:color w:val="0000FF"/>
         </w:rPr>
-        <w:instrText xml:space="preserve"> REF _Numd19e1570 \h </w:instrText>
+        <w:instrText xml:space="preserve"> REF _Numd19e1554 \h </w:instrText>
       </w:r>
       <w:r>
         <w:fldChar w:fldCharType="separate"/>
@@ -305,7 +305,7 @@
         <w:rPr>
           <w:color w:val="0000FF"/>
         </w:rPr>
-        <w:instrText xml:space="preserve"> REF _Numd19e1618 \h </w:instrText>
+        <w:instrText xml:space="preserve"> REF _Numd19e1602 \h </w:instrText>
       </w:r>
       <w:r>
         <w:fldChar w:fldCharType="separate"/>
@@ -351,7 +351,7 @@
         <w:rPr>
           <w:color w:val="0000FF"/>
         </w:rPr>
-        <w:instrText xml:space="preserve"> REF _Numd19e1789 \h </w:instrText>
+        <w:instrText xml:space="preserve"> REF _Numd19e1773 \h </w:instrText>
       </w:r>
       <w:r>
         <w:fldChar w:fldCharType="separate"/>
@@ -397,7 +397,7 @@
         <w:rPr>
           <w:color w:val="0000FF"/>
         </w:rPr>
-        <w:instrText xml:space="preserve"> REF _Numd19e1888 \h </w:instrText>
+        <w:instrText xml:space="preserve"> REF _Numd19e1872 \h </w:instrText>
       </w:r>
       <w:r>
         <w:fldChar w:fldCharType="separate"/>
@@ -443,7 +443,7 @@
         <w:rPr>
           <w:color w:val="0000FF"/>
         </w:rPr>
-        <w:instrText xml:space="preserve"> REF _Numd19e1901 \h </w:instrText>
+        <w:instrText xml:space="preserve"> REF _Numd19e1885 \h </w:instrText>
       </w:r>
       <w:r>
         <w:fldChar w:fldCharType="separate"/>
@@ -489,7 +489,7 @@
         <w:rPr>
           <w:color w:val="0000FF"/>
         </w:rPr>
-        <w:instrText xml:space="preserve"> REF _Numd19e2011 \h </w:instrText>
+        <w:instrText xml:space="preserve"> REF _Numd19e1995 \h </w:instrText>
       </w:r>
       <w:r>
         <w:fldChar w:fldCharType="separate"/>
@@ -535,7 +535,7 @@
         <w:rPr>
           <w:color w:val="0000FF"/>
         </w:rPr>
-        <w:instrText xml:space="preserve"> REF _Numd19e2096 \h </w:instrText>
+        <w:instrText xml:space="preserve"> REF _Numd19e2080 \h </w:instrText>
       </w:r>
       <w:r>
         <w:fldChar w:fldCharType="separate"/>
@@ -581,7 +581,7 @@
         <w:rPr>
           <w:color w:val="0000FF"/>
         </w:rPr>
-        <w:instrText xml:space="preserve"> REF _Numd19e2131 \h </w:instrText>
+        <w:instrText xml:space="preserve"> REF _Numd19e2115 \h </w:instrText>
       </w:r>
       <w:r>
         <w:fldChar w:fldCharType="separate"/>
@@ -627,7 +627,7 @@
         <w:rPr>
           <w:color w:val="0000FF"/>
         </w:rPr>
-        <w:instrText xml:space="preserve"> REF _Numd19e2200 \h </w:instrText>
+        <w:instrText xml:space="preserve"> REF _Numd19e2184 \h </w:instrText>
       </w:r>
       <w:r>
         <w:fldChar w:fldCharType="separate"/>
@@ -673,7 +673,7 @@
         <w:rPr>
           <w:color w:val="0000FF"/>
         </w:rPr>
-        <w:instrText xml:space="preserve"> REF _Numd19e2299 \h </w:instrText>
+        <w:instrText xml:space="preserve"> REF _Numd19e2283 \h </w:instrText>
       </w:r>
       <w:r>
         <w:fldChar w:fldCharType="separate"/>
@@ -719,7 +719,7 @@
         <w:rPr>
           <w:color w:val="0000FF"/>
         </w:rPr>
-        <w:instrText xml:space="preserve"> REF _Numd19e2312 \h </w:instrText>
+        <w:instrText xml:space="preserve"> REF _Numd19e2296 \h </w:instrText>
       </w:r>
       <w:r>
         <w:fldChar w:fldCharType="separate"/>
@@ -765,7 +765,7 @@
         <w:rPr>
           <w:color w:val="0000FF"/>
         </w:rPr>
-        <w:instrText xml:space="preserve"> REF _Numd19e2665 \h </w:instrText>
+        <w:instrText xml:space="preserve"> REF _Numd19e2649 \h </w:instrText>
       </w:r>
       <w:r>
         <w:fldChar w:fldCharType="separate"/>
@@ -811,7 +811,7 @@
         <w:rPr>
           <w:color w:val="0000FF"/>
         </w:rPr>
-        <w:instrText xml:space="preserve"> REF _Numd19e2852 \h </w:instrText>
+        <w:instrText xml:space="preserve"> REF _Numd19e2836 \h </w:instrText>
       </w:r>
       <w:r>
         <w:fldChar w:fldCharType="separate"/>
@@ -857,7 +857,7 @@
         <w:rPr>
           <w:color w:val="0000FF"/>
         </w:rPr>
-        <w:instrText xml:space="preserve"> REF _Numd19e3083 \h </w:instrText>
+        <w:instrText xml:space="preserve"> REF _Numd19e3067 \h </w:instrText>
       </w:r>
       <w:r>
         <w:fldChar w:fldCharType="separate"/>
@@ -903,7 +903,7 @@
         <w:rPr>
           <w:color w:val="0000FF"/>
         </w:rPr>
-        <w:instrText xml:space="preserve"> REF _Numd19e3096 \h </w:instrText>
+        <w:instrText xml:space="preserve"> REF _Numd19e3080 \h </w:instrText>
       </w:r>
       <w:r>
         <w:fldChar w:fldCharType="separate"/>
@@ -949,7 +949,7 @@
         <w:rPr>
           <w:color w:val="0000FF"/>
         </w:rPr>
-        <w:instrText xml:space="preserve"> REF _Numd19e3329 \h </w:instrText>
+        <w:instrText xml:space="preserve"> REF _Numd19e3303 \h </w:instrText>
       </w:r>
       <w:r>
         <w:fldChar w:fldCharType="separate"/>
@@ -995,7 +995,7 @@
         <w:rPr>
           <w:color w:val="0000FF"/>
         </w:rPr>
-        <w:instrText xml:space="preserve"> REF _Numd19e3359 \h </w:instrText>
+        <w:instrText xml:space="preserve"> REF _Numd19e3333 \h </w:instrText>
       </w:r>
       <w:r>
         <w:fldChar w:fldCharType="separate"/>
@@ -1041,7 +1041,7 @@
         <w:rPr>
           <w:color w:val="0000FF"/>
         </w:rPr>
-        <w:instrText xml:space="preserve"> REF _Numd19e3449 \h </w:instrText>
+        <w:instrText xml:space="preserve"> REF _Numd19e3423 \h </w:instrText>
       </w:r>
       <w:r>
         <w:fldChar w:fldCharType="separate"/>
@@ -1087,7 +1087,7 @@
         <w:rPr>
           <w:color w:val="0000FF"/>
         </w:rPr>
-        <w:instrText xml:space="preserve"> REF _Numd19e3462 \h </w:instrText>
+        <w:instrText xml:space="preserve"> REF _Numd19e3436 \h </w:instrText>
       </w:r>
       <w:r>
         <w:fldChar w:fldCharType="separate"/>
@@ -1133,7 +1133,7 @@
         <w:rPr>
           <w:color w:val="0000FF"/>
         </w:rPr>
-        <w:instrText xml:space="preserve"> REF _Numd19e3545 \h </w:instrText>
+        <w:instrText xml:space="preserve"> REF _Numd19e3519 \h </w:instrText>
       </w:r>
       <w:r>
         <w:fldChar w:fldCharType="separate"/>
@@ -1179,7 +1179,7 @@
         <w:rPr>
           <w:color w:val="0000FF"/>
         </w:rPr>
-        <w:instrText xml:space="preserve"> REF _Numd19e3558 \h </w:instrText>
+        <w:instrText xml:space="preserve"> REF _Numd19e3532 \h </w:instrText>
       </w:r>
       <w:r>
         <w:fldChar w:fldCharType="separate"/>
@@ -1225,7 +1225,7 @@
         <w:rPr>
           <w:color w:val="0000FF"/>
         </w:rPr>
-        <w:instrText xml:space="preserve"> REF _Numd19e3689 \h </w:instrText>
+        <w:instrText xml:space="preserve"> REF _Numd19e3663 \h </w:instrText>
       </w:r>
       <w:r>
         <w:fldChar w:fldCharType="separate"/>
@@ -1271,7 +1271,7 @@
         <w:rPr>
           <w:color w:val="0000FF"/>
         </w:rPr>
-        <w:instrText xml:space="preserve"> REF _Numd19e3774 \h </w:instrText>
+        <w:instrText xml:space="preserve"> REF _Numd19e3748 \h </w:instrText>
       </w:r>
       <w:r>
         <w:fldChar w:fldCharType="separate"/>
@@ -1317,7 +1317,7 @@
         <w:rPr>
           <w:color w:val="0000FF"/>
         </w:rPr>
-        <w:instrText xml:space="preserve"> REF _Numd19e3834 \h </w:instrText>
+        <w:instrText xml:space="preserve"> REF _Numd19e3808 \h </w:instrText>
       </w:r>
       <w:r>
         <w:fldChar w:fldCharType="separate"/>
@@ -1363,7 +1363,7 @@
         <w:rPr>
           <w:color w:val="0000FF"/>
         </w:rPr>
-        <w:instrText xml:space="preserve"> REF _Numd19e3917 \h </w:instrText>
+        <w:instrText xml:space="preserve"> REF _Numd19e3891 \h </w:instrText>
       </w:r>
       <w:r>
         <w:fldChar w:fldCharType="separate"/>
@@ -1409,7 +1409,7 @@
         <w:rPr>
           <w:color w:val="0000FF"/>
         </w:rPr>
-        <w:instrText xml:space="preserve"> REF _Numd19e4092 \h </w:instrText>
+        <w:instrText xml:space="preserve"> REF _Numd19e4066 \h </w:instrText>
       </w:r>
       <w:r>
         <w:fldChar w:fldCharType="separate"/>
@@ -1455,7 +1455,7 @@
         <w:rPr>
           <w:color w:val="0000FF"/>
         </w:rPr>
-        <w:instrText xml:space="preserve"> REF _Numd19e4105 \h </w:instrText>
+        <w:instrText xml:space="preserve"> REF _Numd19e4079 \h </w:instrText>
       </w:r>
       <w:r>
         <w:fldChar w:fldCharType="separate"/>
@@ -1501,7 +1501,7 @@
         <w:rPr>
           <w:color w:val="0000FF"/>
         </w:rPr>
-        <w:instrText xml:space="preserve"> REF _Numd19e4149 \h </w:instrText>
+        <w:instrText xml:space="preserve"> REF _Numd19e4123 \h </w:instrText>
       </w:r>
       <w:r>
         <w:fldChar w:fldCharType="separate"/>
@@ -1547,7 +1547,7 @@
         <w:rPr>
           <w:color w:val="0000FF"/>
         </w:rPr>
-        <w:instrText xml:space="preserve"> REF _Numd19e4294 \h </w:instrText>
+        <w:instrText xml:space="preserve"> REF _Numd19e4268 \h </w:instrText>
       </w:r>
       <w:r>
         <w:fldChar w:fldCharType="separate"/>
@@ -1593,7 +1593,7 @@
         <w:rPr>
           <w:color w:val="0000FF"/>
         </w:rPr>
-        <w:instrText xml:space="preserve"> REF _Numd19e4506 \h </w:instrText>
+        <w:instrText xml:space="preserve"> REF _Numd19e4480 \h </w:instrText>
       </w:r>
       <w:r>
         <w:fldChar w:fldCharType="separate"/>
@@ -1639,7 +1639,7 @@
         <w:rPr>
           <w:color w:val="0000FF"/>
         </w:rPr>
-        <w:instrText xml:space="preserve"> REF _Numd19e4553 \h </w:instrText>
+        <w:instrText xml:space="preserve"> REF _Numd19e4527 \h </w:instrText>
       </w:r>
       <w:r>
         <w:fldChar w:fldCharType="separate"/>
@@ -1685,7 +1685,7 @@
         <w:rPr>
           <w:color w:val="0000FF"/>
         </w:rPr>
-        <w:instrText xml:space="preserve"> REF _Numd19e4740 \h </w:instrText>
+        <w:instrText xml:space="preserve"> REF _Numd19e4704 \h </w:instrText>
       </w:r>
       <w:r>
         <w:fldChar w:fldCharType="separate"/>
@@ -1731,7 +1731,7 @@
         <w:rPr>
           <w:color w:val="0000FF"/>
         </w:rPr>
-        <w:instrText xml:space="preserve"> REF _Numd19e4795 \h </w:instrText>
+        <w:instrText xml:space="preserve"> REF _Numd19e4759 \h </w:instrText>
       </w:r>
       <w:r>
         <w:fldChar w:fldCharType="separate"/>
@@ -1777,7 +1777,7 @@
         <w:rPr>
           <w:color w:val="0000FF"/>
         </w:rPr>
-        <w:instrText xml:space="preserve"> REF _Numd19e4814 \h </w:instrText>
+        <w:instrText xml:space="preserve"> REF _Numd19e4778 \h </w:instrText>
       </w:r>
       <w:r>
         <w:fldChar w:fldCharType="separate"/>
@@ -1823,7 +1823,7 @@
         <w:rPr>
           <w:color w:val="0000FF"/>
         </w:rPr>
-        <w:instrText xml:space="preserve"> REF _Numd19e4838 \h </w:instrText>
+        <w:instrText xml:space="preserve"> REF _Numd19e4802 \h </w:instrText>
       </w:r>
       <w:r>
         <w:fldChar w:fldCharType="separate"/>
@@ -1869,7 +1869,7 @@
         <w:rPr>
           <w:color w:val="0000FF"/>
         </w:rPr>
-        <w:instrText xml:space="preserve"> REF _Numd19e4852 \h </w:instrText>
+        <w:instrText xml:space="preserve"> REF _Numd19e4816 \h </w:instrText>
       </w:r>
       <w:r>
         <w:fldChar w:fldCharType="separate"/>
@@ -1915,7 +1915,7 @@
         <w:rPr>
           <w:color w:val="0000FF"/>
         </w:rPr>
-        <w:instrText xml:space="preserve"> REF _Numd19e4865 \h </w:instrText>
+        <w:instrText xml:space="preserve"> REF _Numd19e4829 \h </w:instrText>
       </w:r>
       <w:r>
         <w:fldChar w:fldCharType="separate"/>
@@ -1961,7 +1961,7 @@
         <w:rPr>
           <w:color w:val="0000FF"/>
         </w:rPr>
-        <w:instrText xml:space="preserve"> REF _Numd19e4884 \h </w:instrText>
+        <w:instrText xml:space="preserve"> REF _Numd19e4848 \h </w:instrText>
       </w:r>
       <w:r>
         <w:fldChar w:fldCharType="separate"/>
@@ -2007,7 +2007,7 @@
         <w:rPr>
           <w:color w:val="0000FF"/>
         </w:rPr>
-        <w:instrText xml:space="preserve"> REF _Numd19e4964 \h </w:instrText>
+        <w:instrText xml:space="preserve"> REF _Numd19e4928 \h </w:instrText>
       </w:r>
       <w:r>
         <w:fldChar w:fldCharType="separate"/>
@@ -2053,7 +2053,7 @@
         <w:rPr>
           <w:color w:val="0000FF"/>
         </w:rPr>
-        <w:instrText xml:space="preserve"> REF _Numd19e5017 \h </w:instrText>
+        <w:instrText xml:space="preserve"> REF _Numd19e4981 \h </w:instrText>
       </w:r>
       <w:r>
         <w:fldChar w:fldCharType="separate"/>
@@ -2099,7 +2099,7 @@
         <w:rPr>
           <w:color w:val="0000FF"/>
         </w:rPr>
-        <w:instrText xml:space="preserve"> REF _Numd19e5148 \h </w:instrText>
+        <w:instrText xml:space="preserve"> REF _Numd19e5112 \h </w:instrText>
       </w:r>
       <w:r>
         <w:fldChar w:fldCharType="separate"/>
@@ -2145,7 +2145,7 @@
         <w:rPr>
           <w:color w:val="0000FF"/>
         </w:rPr>
-        <w:instrText xml:space="preserve"> REF _Numd19e5230 \h </w:instrText>
+        <w:instrText xml:space="preserve"> REF _Numd19e5194 \h </w:instrText>
       </w:r>
       <w:r>
         <w:fldChar w:fldCharType="separate"/>
@@ -2191,7 +2191,7 @@
         <w:rPr>
           <w:color w:val="0000FF"/>
         </w:rPr>
-        <w:instrText xml:space="preserve"> REF _Numd19e5388 \h </w:instrText>
+        <w:instrText xml:space="preserve"> REF _Numd19e5352 \h </w:instrText>
       </w:r>
       <w:r>
         <w:fldChar w:fldCharType="separate"/>
@@ -2237,7 +2237,7 @@
         <w:rPr>
           <w:color w:val="0000FF"/>
         </w:rPr>
-        <w:instrText xml:space="preserve"> REF _Numd19e5401 \h </w:instrText>
+        <w:instrText xml:space="preserve"> REF _Numd19e5365 \h </w:instrText>
       </w:r>
       <w:r>
         <w:fldChar w:fldCharType="separate"/>
@@ -2283,7 +2283,7 @@
         <w:rPr>
           <w:color w:val="0000FF"/>
         </w:rPr>
-        <w:instrText xml:space="preserve"> REF _Numd19e5458 \h </w:instrText>
+        <w:instrText xml:space="preserve"> REF _Numd19e5422 \h </w:instrText>
       </w:r>
       <w:r>
         <w:fldChar w:fldCharType="separate"/>
@@ -2329,7 +2329,7 @@
         <w:rPr>
           <w:color w:val="0000FF"/>
         </w:rPr>
-        <w:instrText xml:space="preserve"> REF _Numd19e5569 \h </w:instrText>
+        <w:instrText xml:space="preserve"> REF _Numd19e5528 \h </w:instrText>
       </w:r>
       <w:r>
         <w:fldChar w:fldCharType="separate"/>
@@ -2375,7 +2375,7 @@
         <w:rPr>
           <w:color w:val="0000FF"/>
         </w:rPr>
-        <w:instrText xml:space="preserve"> REF _Numd19e5619 \h </w:instrText>
+        <w:instrText xml:space="preserve"> REF _Numd19e5578 \h </w:instrText>
       </w:r>
       <w:r>
         <w:fldChar w:fldCharType="separate"/>
@@ -2421,7 +2421,7 @@
         <w:rPr>
           <w:color w:val="0000FF"/>
         </w:rPr>
-        <w:instrText xml:space="preserve"> REF _Numd19e5647 \h </w:instrText>
+        <w:instrText xml:space="preserve"> REF _Numd19e5606 \h </w:instrText>
       </w:r>
       <w:r>
         <w:fldChar w:fldCharType="separate"/>
@@ -2467,7 +2467,7 @@
         <w:rPr>
           <w:color w:val="0000FF"/>
         </w:rPr>
-        <w:instrText xml:space="preserve"> REF _Numd19e5660 \h </w:instrText>
+        <w:instrText xml:space="preserve"> REF _Numd19e5619 \h </w:instrText>
       </w:r>
       <w:r>
         <w:fldChar w:fldCharType="separate"/>
@@ -2513,7 +2513,7 @@
         <w:rPr>
           <w:color w:val="0000FF"/>
         </w:rPr>
-        <w:instrText xml:space="preserve"> REF _Numd19e5753 \h </w:instrText>
+        <w:instrText xml:space="preserve"> REF _Numd19e5707 \h </w:instrText>
       </w:r>
       <w:r>
         <w:fldChar w:fldCharType="separate"/>
@@ -2584,7 +2584,7 @@
         <w:rPr>
           <w:color w:val="0000FF"/>
         </w:rPr>
-        <w:instrText xml:space="preserve"> REF _Numd19e5647 \h </w:instrText>
+        <w:instrText xml:space="preserve"> REF _Numd19e5606 \h </w:instrText>
       </w:r>
       <w:r>
         <w:fldChar w:fldCharType="separate"/>
@@ -2605,13 +2605,7 @@
         <w:fldChar w:fldCharType="end"/>
       </w:r>
       <w:r>
-        <w:t xml:space="preserve"> provides special authority for acquisitions of commercial products and commercial services exceeding the simplified acquisition threshold but not exceeding </w:t>
-      </w:r>
-      <w:r>
-        <w:t>$9 million</w:t>
-      </w:r>
-      <w:r>
-        <w:t xml:space="preserve"> ($15 million for acquisitions as described in </w:t>
+        <w:t xml:space="preserve"> provides special authority for acquisitions of commercial products and commercial services exceeding the simplified acquisition threshold but not exceeding $9 million ($15 million for acquisitions as described in </w:t>
       </w:r>
       <w:r>
         <w:rPr>
@@ -2623,7 +2617,7 @@
         <w:rPr>
           <w:color w:val="0000FF"/>
         </w:rPr>
-        <w:instrText xml:space="preserve"> REF _Numd19e5660 \h </w:instrText>
+        <w:instrText xml:space="preserve"> REF _Numd19e5619 \h </w:instrText>
       </w:r>
       <w:r>
         <w:fldChar w:fldCharType="separate"/>
@@ -2670,9 +2664,9 @@
       <w:pPr>
         <w:pStyle w:val="Heading2"/>
       </w:pPr>
-      <w:bookmarkStart w:id="7" w:name="_Numd19e1076"/>
-      <w:bookmarkStart w:id="8" w:name="_Refd19e1076"/>
-      <w:bookmarkStart w:id="9" w:name="_Tocd19e1076"/>
+      <w:bookmarkStart w:id="7" w:name="_Numd19e1070"/>
+      <w:bookmarkStart w:id="8" w:name="_Refd19e1070"/>
+      <w:bookmarkStart w:id="9" w:name="_Tocd19e1070"/>
       <w:r>
         <w:t/>
       </w:r>
@@ -2767,9 +2761,9 @@
       <w:pPr>
         <w:pStyle w:val="Heading2"/>
       </w:pPr>
-      <w:bookmarkStart w:id="10" w:name="_Numd19e1114"/>
-      <w:bookmarkStart w:id="11" w:name="_Refd19e1114"/>
-      <w:bookmarkStart w:id="12" w:name="_Tocd19e1114"/>
+      <w:bookmarkStart w:id="10" w:name="_Numd19e1108"/>
+      <w:bookmarkStart w:id="11" w:name="_Refd19e1108"/>
+      <w:bookmarkStart w:id="12" w:name="_Tocd19e1108"/>
       <w:r>
         <w:t/>
       </w:r>
@@ -2800,8 +2794,8 @@
           <w:numId w:val="111"/>
         </w:numPr>
       </w:pPr>
-      <w:bookmarkStart w:id="14" w:name="_Tocd19e1125"/>
-      <w:bookmarkStart w:id="13" w:name="_Refd19e1125"/>
+      <w:bookmarkStart w:id="14" w:name="_Tocd19e1119"/>
+      <w:bookmarkStart w:id="13" w:name="_Refd19e1119"/>
       <w:r>
         <w:t/>
       </w:r>
@@ -2876,9 +2870,9 @@
       <w:pPr>
         <w:pStyle w:val="Heading2"/>
       </w:pPr>
-      <w:bookmarkStart w:id="15" w:name="_Numd19e1163"/>
-      <w:bookmarkStart w:id="16" w:name="_Refd19e1163"/>
-      <w:bookmarkStart w:id="17" w:name="_Tocd19e1163"/>
+      <w:bookmarkStart w:id="15" w:name="_Numd19e1157"/>
+      <w:bookmarkStart w:id="16" w:name="_Refd19e1157"/>
+      <w:bookmarkStart w:id="17" w:name="_Tocd19e1157"/>
       <w:r>
         <w:t/>
       </w:r>
@@ -2901,8 +2895,8 @@
           <w:numId w:val="112"/>
         </w:numPr>
       </w:pPr>
-      <w:bookmarkStart w:id="19" w:name="_Tocd19e1172"/>
-      <w:bookmarkStart w:id="18" w:name="_Refd19e1172"/>
+      <w:bookmarkStart w:id="19" w:name="_Tocd19e1166"/>
+      <w:bookmarkStart w:id="18" w:name="_Refd19e1166"/>
       <w:r>
         <w:t/>
       </w:r>
@@ -2922,8 +2916,8 @@
           <w:numId w:val="113"/>
         </w:numPr>
       </w:pPr>
-      <w:bookmarkStart w:id="21" w:name="_Tocd19e1180"/>
-      <w:bookmarkStart w:id="20" w:name="_Refd19e1180"/>
+      <w:bookmarkStart w:id="21" w:name="_Tocd19e1174"/>
+      <w:bookmarkStart w:id="20" w:name="_Refd19e1174"/>
       <w:r>
         <w:t/>
       </w:r>
@@ -3020,8 +3014,8 @@
           <w:numId w:val="114"/>
         </w:numPr>
       </w:pPr>
-      <w:bookmarkStart w:id="23" w:name="_Tocd19e1217"/>
-      <w:bookmarkStart w:id="22" w:name="_Refd19e1217"/>
+      <w:bookmarkStart w:id="23" w:name="_Tocd19e1211"/>
+      <w:bookmarkStart w:id="22" w:name="_Refd19e1211"/>
       <w:r>
         <w:t/>
       </w:r>
@@ -3087,8 +3081,8 @@
           <w:numId w:val="115"/>
         </w:numPr>
       </w:pPr>
-      <w:bookmarkStart w:id="25" w:name="_Tocd19e1244"/>
-      <w:bookmarkStart w:id="24" w:name="_Refd19e1244"/>
+      <w:bookmarkStart w:id="25" w:name="_Tocd19e1238"/>
+      <w:bookmarkStart w:id="24" w:name="_Refd19e1238"/>
       <w:r>
         <w:t/>
       </w:r>
@@ -3231,8 +3225,8 @@
           <w:numId w:val="116"/>
         </w:numPr>
       </w:pPr>
-      <w:bookmarkStart w:id="27" w:name="_Tocd19e1301"/>
-      <w:bookmarkStart w:id="26" w:name="_Refd19e1301"/>
+      <w:bookmarkStart w:id="27" w:name="_Tocd19e1295"/>
+      <w:bookmarkStart w:id="26" w:name="_Refd19e1295"/>
       <w:r>
         <w:t/>
       </w:r>
@@ -3322,8 +3316,8 @@
           <w:numId w:val="117"/>
         </w:numPr>
       </w:pPr>
-      <w:bookmarkStart w:id="29" w:name="_Tocd19e1336"/>
-      <w:bookmarkStart w:id="28" w:name="_Refd19e1336"/>
+      <w:bookmarkStart w:id="29" w:name="_Tocd19e1330"/>
+      <w:bookmarkStart w:id="28" w:name="_Refd19e1330"/>
       <w:r>
         <w:t/>
       </w:r>
@@ -3369,13 +3363,7 @@
         <w:t>(ii)</w:t>
       </w:r>
       <w:r>
-        <w:t xml:space="preserve"> </w:t>
-      </w:r>
-      <w:r>
-        <w:t>$9 million</w:t>
-      </w:r>
-      <w:r>
-        <w:t xml:space="preserve"> ($15 million for acquisitions as described in </w:t>
+        <w:t xml:space="preserve"> $9 million ($15 million for acquisitions as described in </w:t>
       </w:r>
       <w:r>
         <w:rPr>
@@ -3387,7 +3375,7 @@
         <w:rPr>
           <w:color w:val="0000FF"/>
         </w:rPr>
-        <w:instrText xml:space="preserve"> REF _Numd19e5660 \h </w:instrText>
+        <w:instrText xml:space="preserve"> REF _Numd19e5619 \h </w:instrText>
       </w:r>
       <w:r>
         <w:fldChar w:fldCharType="separate"/>
@@ -3420,7 +3408,7 @@
         <w:rPr>
           <w:color w:val="0000FF"/>
         </w:rPr>
-        <w:instrText xml:space="preserve"> REF _Numd19e5647 \h </w:instrText>
+        <w:instrText xml:space="preserve"> REF _Numd19e5606 \h </w:instrText>
       </w:r>
       <w:r>
         <w:fldChar w:fldCharType="separate"/>
@@ -3472,7 +3460,7 @@
         <w:rPr>
           <w:color w:val="0000FF"/>
         </w:rPr>
-        <w:instrText xml:space="preserve"> REF _Numd19e5647 \h </w:instrText>
+        <w:instrText xml:space="preserve"> REF _Numd19e5606 \h </w:instrText>
       </w:r>
       <w:r>
         <w:fldChar w:fldCharType="separate"/>
@@ -3505,8 +3493,8 @@
           <w:numId w:val="119"/>
         </w:numPr>
       </w:pPr>
-      <w:bookmarkStart w:id="31" w:name="_Tocd19e1384"/>
-      <w:bookmarkStart w:id="30" w:name="_Refd19e1384"/>
+      <w:bookmarkStart w:id="31" w:name="_Tocd19e1373"/>
+      <w:bookmarkStart w:id="30" w:name="_Refd19e1373"/>
       <w:r>
         <w:t/>
       </w:r>
@@ -3652,8 +3640,8 @@
           <w:numId w:val="120"/>
         </w:numPr>
       </w:pPr>
-      <w:bookmarkStart w:id="33" w:name="_Tocd19e1442"/>
-      <w:bookmarkStart w:id="32" w:name="_Refd19e1442"/>
+      <w:bookmarkStart w:id="33" w:name="_Tocd19e1431"/>
+      <w:bookmarkStart w:id="32" w:name="_Refd19e1431"/>
       <w:r>
         <w:t/>
       </w:r>
@@ -3769,13 +3757,7 @@
         <w:t>(2)</w:t>
       </w:r>
       <w:r>
-        <w:t xml:space="preserve"> </w:t>
-      </w:r>
-      <w:r>
-        <w:t>$9 million</w:t>
-      </w:r>
-      <w:r>
-        <w:t xml:space="preserve"> ($15 million for acquisitions as described in </w:t>
+        <w:t xml:space="preserve"> $9 million ($15 million for acquisitions as described in </w:t>
       </w:r>
       <w:r>
         <w:rPr>
@@ -3787,7 +3769,7 @@
         <w:rPr>
           <w:color w:val="0000FF"/>
         </w:rPr>
-        <w:instrText xml:space="preserve"> REF _Numd19e5660 \h </w:instrText>
+        <w:instrText xml:space="preserve"> REF _Numd19e5619 \h </w:instrText>
       </w:r>
       <w:r>
         <w:fldChar w:fldCharType="separate"/>
@@ -3901,8 +3883,8 @@
           <w:numId w:val="121"/>
         </w:numPr>
       </w:pPr>
-      <w:bookmarkStart w:id="35" w:name="_Tocd19e1520"/>
-      <w:bookmarkStart w:id="34" w:name="_Refd19e1520"/>
+      <w:bookmarkStart w:id="35" w:name="_Tocd19e1504"/>
+      <w:bookmarkStart w:id="34" w:name="_Refd19e1504"/>
       <w:r>
         <w:t/>
       </w:r>
@@ -3922,7 +3904,7 @@
         <w:rPr>
           <w:color w:val="0000FF"/>
         </w:rPr>
-        <w:instrText xml:space="preserve"> REF _Numd19e2131 \h </w:instrText>
+        <w:instrText xml:space="preserve"> REF _Numd19e2115 \h </w:instrText>
       </w:r>
       <w:r>
         <w:fldChar w:fldCharType="separate"/>
@@ -4002,7 +3984,7 @@
         <w:rPr>
           <w:color w:val="0000FF"/>
         </w:rPr>
-        <w:instrText xml:space="preserve"> REF _Numd19e2665 \h </w:instrText>
+        <w:instrText xml:space="preserve"> REF _Numd19e2649 \h </w:instrText>
       </w:r>
       <w:r>
         <w:fldChar w:fldCharType="separate"/>
@@ -4054,9 +4036,9 @@
       <w:pPr>
         <w:pStyle w:val="Heading2"/>
       </w:pPr>
-      <w:bookmarkStart w:id="36" w:name="_Numd19e1570"/>
-      <w:bookmarkStart w:id="37" w:name="_Refd19e1570"/>
-      <w:bookmarkStart w:id="38" w:name="_Tocd19e1570"/>
+      <w:bookmarkStart w:id="36" w:name="_Numd19e1554"/>
+      <w:bookmarkStart w:id="37" w:name="_Refd19e1554"/>
+      <w:bookmarkStart w:id="38" w:name="_Tocd19e1554"/>
       <w:r>
         <w:t/>
       </w:r>
@@ -4079,8 +4061,8 @@
           <w:numId w:val="122"/>
         </w:numPr>
       </w:pPr>
-      <w:bookmarkStart w:id="40" w:name="_Tocd19e1579"/>
-      <w:bookmarkStart w:id="39" w:name="_Refd19e1579"/>
+      <w:bookmarkStart w:id="40" w:name="_Tocd19e1563"/>
+      <w:bookmarkStart w:id="39" w:name="_Refd19e1563"/>
       <w:r>
         <w:t/>
       </w:r>
@@ -4147,7 +4129,7 @@
         <w:rPr>
           <w:color w:val="0000FF"/>
         </w:rPr>
-        <w:instrText xml:space="preserve"> REF _Numd19e3834 \h </w:instrText>
+        <w:instrText xml:space="preserve"> REF _Numd19e3808 \h </w:instrText>
       </w:r>
       <w:r>
         <w:fldChar w:fldCharType="separate"/>
@@ -4178,9 +4160,9 @@
       <w:pPr>
         <w:pStyle w:val="Heading2"/>
       </w:pPr>
-      <w:bookmarkStart w:id="41" w:name="_Numd19e1618"/>
-      <w:bookmarkStart w:id="42" w:name="_Refd19e1618"/>
-      <w:bookmarkStart w:id="43" w:name="_Tocd19e1618"/>
+      <w:bookmarkStart w:id="41" w:name="_Numd19e1602"/>
+      <w:bookmarkStart w:id="42" w:name="_Refd19e1602"/>
+      <w:bookmarkStart w:id="43" w:name="_Tocd19e1602"/>
       <w:r>
         <w:t/>
       </w:r>
@@ -4203,8 +4185,8 @@
           <w:numId w:val="123"/>
         </w:numPr>
       </w:pPr>
-      <w:bookmarkStart w:id="45" w:name="_Tocd19e1627"/>
-      <w:bookmarkStart w:id="44" w:name="_Refd19e1627"/>
+      <w:bookmarkStart w:id="45" w:name="_Tocd19e1611"/>
+      <w:bookmarkStart w:id="44" w:name="_Refd19e1611"/>
       <w:r>
         <w:t/>
       </w:r>
@@ -4235,8 +4217,8 @@
           <w:numId w:val="124"/>
         </w:numPr>
       </w:pPr>
-      <w:bookmarkStart w:id="47" w:name="_Tocd19e1639"/>
-      <w:bookmarkStart w:id="46" w:name="_Refd19e1639"/>
+      <w:bookmarkStart w:id="47" w:name="_Tocd19e1623"/>
+      <w:bookmarkStart w:id="46" w:name="_Refd19e1623"/>
       <w:r>
         <w:t/>
       </w:r>
@@ -4543,8 +4525,8 @@
           <w:numId w:val="125"/>
         </w:numPr>
       </w:pPr>
-      <w:bookmarkStart w:id="49" w:name="_Tocd19e1754"/>
-      <w:bookmarkStart w:id="48" w:name="_Refd19e1754"/>
+      <w:bookmarkStart w:id="49" w:name="_Tocd19e1738"/>
+      <w:bookmarkStart w:id="48" w:name="_Refd19e1738"/>
       <w:r>
         <w:t/>
       </w:r>
@@ -4613,9 +4595,9 @@
       <w:pPr>
         <w:pStyle w:val="Heading2"/>
       </w:pPr>
-      <w:bookmarkStart w:id="50" w:name="_Numd19e1789"/>
-      <w:bookmarkStart w:id="51" w:name="_Refd19e1789"/>
-      <w:bookmarkStart w:id="52" w:name="_Tocd19e1789"/>
+      <w:bookmarkStart w:id="50" w:name="_Numd19e1773"/>
+      <w:bookmarkStart w:id="51" w:name="_Refd19e1773"/>
+      <w:bookmarkStart w:id="52" w:name="_Tocd19e1773"/>
       <w:r>
         <w:t/>
       </w:r>
@@ -4646,8 +4628,8 @@
           <w:numId w:val="126"/>
         </w:numPr>
       </w:pPr>
-      <w:bookmarkStart w:id="54" w:name="_Tocd19e1800"/>
-      <w:bookmarkStart w:id="53" w:name="_Refd19e1800"/>
+      <w:bookmarkStart w:id="54" w:name="_Tocd19e1784"/>
+      <w:bookmarkStart w:id="53" w:name="_Refd19e1784"/>
       <w:r>
         <w:t/>
       </w:r>
@@ -4842,9 +4824,9 @@
       <w:pPr>
         <w:pStyle w:val="Heading2"/>
       </w:pPr>
-      <w:bookmarkStart w:id="55" w:name="_Numd19e1888"/>
-      <w:bookmarkStart w:id="56" w:name="_Refd19e1888"/>
-      <w:bookmarkStart w:id="57" w:name="_Tocd19e1888"/>
+      <w:bookmarkStart w:id="55" w:name="_Numd19e1872"/>
+      <w:bookmarkStart w:id="56" w:name="_Refd19e1872"/>
+      <w:bookmarkStart w:id="57" w:name="_Tocd19e1872"/>
       <w:r>
         <w:t/>
       </w:r>
@@ -4863,9 +4845,9 @@
       <w:pPr>
         <w:pStyle w:val="Heading3"/>
       </w:pPr>
-      <w:bookmarkStart w:id="58" w:name="_Numd19e1901"/>
-      <w:bookmarkStart w:id="59" w:name="_Refd19e1901"/>
-      <w:bookmarkStart w:id="60" w:name="_Tocd19e1901"/>
+      <w:bookmarkStart w:id="58" w:name="_Numd19e1885"/>
+      <w:bookmarkStart w:id="59" w:name="_Refd19e1885"/>
+      <w:bookmarkStart w:id="60" w:name="_Tocd19e1885"/>
       <w:r>
         <w:t/>
       </w:r>
@@ -4888,8 +4870,8 @@
           <w:numId w:val="127"/>
         </w:numPr>
       </w:pPr>
-      <w:bookmarkStart w:id="62" w:name="_Tocd19e1910"/>
-      <w:bookmarkStart w:id="61" w:name="_Refd19e1910"/>
+      <w:bookmarkStart w:id="62" w:name="_Tocd19e1894"/>
+      <w:bookmarkStart w:id="61" w:name="_Refd19e1894"/>
       <w:r>
         <w:t/>
       </w:r>
@@ -4909,8 +4891,8 @@
           <w:numId w:val="128"/>
         </w:numPr>
       </w:pPr>
-      <w:bookmarkStart w:id="64" w:name="_Tocd19e1918"/>
-      <w:bookmarkStart w:id="63" w:name="_Refd19e1918"/>
+      <w:bookmarkStart w:id="64" w:name="_Tocd19e1902"/>
+      <w:bookmarkStart w:id="63" w:name="_Refd19e1902"/>
       <w:r>
         <w:t/>
       </w:r>
@@ -5025,8 +5007,8 @@
           <w:numId w:val="129"/>
         </w:numPr>
       </w:pPr>
-      <w:bookmarkStart w:id="66" w:name="_Tocd19e1964"/>
-      <w:bookmarkStart w:id="65" w:name="_Refd19e1964"/>
+      <w:bookmarkStart w:id="66" w:name="_Tocd19e1948"/>
+      <w:bookmarkStart w:id="65" w:name="_Refd19e1948"/>
       <w:r>
         <w:t/>
       </w:r>
@@ -5121,9 +5103,9 @@
       <w:pPr>
         <w:pStyle w:val="Heading3"/>
       </w:pPr>
-      <w:bookmarkStart w:id="67" w:name="_Numd19e2011"/>
-      <w:bookmarkStart w:id="68" w:name="_Refd19e2011"/>
-      <w:bookmarkStart w:id="69" w:name="_Tocd19e2011"/>
+      <w:bookmarkStart w:id="67" w:name="_Numd19e1995"/>
+      <w:bookmarkStart w:id="68" w:name="_Refd19e1995"/>
+      <w:bookmarkStart w:id="69" w:name="_Tocd19e1995"/>
       <w:r>
         <w:t/>
       </w:r>
@@ -5146,8 +5128,8 @@
           <w:numId w:val="130"/>
         </w:numPr>
       </w:pPr>
-      <w:bookmarkStart w:id="71" w:name="_Tocd19e2020"/>
-      <w:bookmarkStart w:id="70" w:name="_Refd19e2020"/>
+      <w:bookmarkStart w:id="71" w:name="_Tocd19e2004"/>
+      <w:bookmarkStart w:id="70" w:name="_Refd19e2004"/>
       <w:r>
         <w:t/>
       </w:r>
@@ -5187,8 +5169,8 @@
           <w:numId w:val="131"/>
         </w:numPr>
       </w:pPr>
-      <w:bookmarkStart w:id="73" w:name="_Tocd19e2036"/>
-      <w:bookmarkStart w:id="72" w:name="_Refd19e2036"/>
+      <w:bookmarkStart w:id="73" w:name="_Tocd19e2020"/>
+      <w:bookmarkStart w:id="72" w:name="_Refd19e2020"/>
       <w:r>
         <w:t/>
       </w:r>
@@ -5322,9 +5304,9 @@
       <w:pPr>
         <w:pStyle w:val="Heading3"/>
       </w:pPr>
-      <w:bookmarkStart w:id="74" w:name="_Numd19e2096"/>
-      <w:bookmarkStart w:id="75" w:name="_Refd19e2096"/>
-      <w:bookmarkStart w:id="76" w:name="_Tocd19e2096"/>
+      <w:bookmarkStart w:id="74" w:name="_Numd19e2080"/>
+      <w:bookmarkStart w:id="75" w:name="_Refd19e2080"/>
+      <w:bookmarkStart w:id="76" w:name="_Tocd19e2080"/>
       <w:r>
         <w:t/>
       </w:r>
@@ -5355,8 +5337,8 @@
           <w:numId w:val="132"/>
         </w:numPr>
       </w:pPr>
-      <w:bookmarkStart w:id="78" w:name="_Tocd19e2107"/>
-      <w:bookmarkStart w:id="77" w:name="_Refd19e2107"/>
+      <w:bookmarkStart w:id="78" w:name="_Tocd19e2091"/>
+      <w:bookmarkStart w:id="77" w:name="_Refd19e2091"/>
       <w:r>
         <w:t/>
       </w:r>
@@ -5393,9 +5375,9 @@
       <w:pPr>
         <w:pStyle w:val="Heading3"/>
       </w:pPr>
-      <w:bookmarkStart w:id="79" w:name="_Numd19e2131"/>
-      <w:bookmarkStart w:id="80" w:name="_Refd19e2131"/>
-      <w:bookmarkStart w:id="81" w:name="_Tocd19e2131"/>
+      <w:bookmarkStart w:id="79" w:name="_Numd19e2115"/>
+      <w:bookmarkStart w:id="80" w:name="_Refd19e2115"/>
+      <w:bookmarkStart w:id="81" w:name="_Tocd19e2115"/>
       <w:r>
         <w:t/>
       </w:r>
@@ -5426,8 +5408,8 @@
           <w:numId w:val="133"/>
         </w:numPr>
       </w:pPr>
-      <w:bookmarkStart w:id="83" w:name="_Tocd19e2142"/>
-      <w:bookmarkStart w:id="82" w:name="_Refd19e2142"/>
+      <w:bookmarkStart w:id="83" w:name="_Tocd19e2126"/>
+      <w:bookmarkStart w:id="82" w:name="_Refd19e2126"/>
       <w:r>
         <w:t/>
       </w:r>
@@ -5447,8 +5429,8 @@
           <w:numId w:val="134"/>
         </w:numPr>
       </w:pPr>
-      <w:bookmarkStart w:id="85" w:name="_Tocd19e2150"/>
-      <w:bookmarkStart w:id="84" w:name="_Refd19e2150"/>
+      <w:bookmarkStart w:id="85" w:name="_Tocd19e2134"/>
+      <w:bookmarkStart w:id="84" w:name="_Refd19e2134"/>
       <w:r>
         <w:t/>
       </w:r>
@@ -5552,9 +5534,9 @@
       <w:pPr>
         <w:pStyle w:val="Heading3"/>
       </w:pPr>
-      <w:bookmarkStart w:id="86" w:name="_Numd19e2200"/>
-      <w:bookmarkStart w:id="87" w:name="_Refd19e2200"/>
-      <w:bookmarkStart w:id="88" w:name="_Tocd19e2200"/>
+      <w:bookmarkStart w:id="86" w:name="_Numd19e2184"/>
+      <w:bookmarkStart w:id="87" w:name="_Refd19e2184"/>
+      <w:bookmarkStart w:id="88" w:name="_Tocd19e2184"/>
       <w:r>
         <w:t/>
       </w:r>
@@ -5577,8 +5559,8 @@
           <w:numId w:val="135"/>
         </w:numPr>
       </w:pPr>
-      <w:bookmarkStart w:id="90" w:name="_Tocd19e2209"/>
-      <w:bookmarkStart w:id="89" w:name="_Refd19e2209"/>
+      <w:bookmarkStart w:id="90" w:name="_Tocd19e2193"/>
+      <w:bookmarkStart w:id="89" w:name="_Refd19e2193"/>
       <w:r>
         <w:t/>
       </w:r>
@@ -5681,7 +5663,7 @@
         <w:rPr>
           <w:color w:val="0000FF"/>
         </w:rPr>
-        <w:instrText xml:space="preserve"> REF _Numd19e2312 \h </w:instrText>
+        <w:instrText xml:space="preserve"> REF _Numd19e2296 \h </w:instrText>
       </w:r>
       <w:r>
         <w:fldChar w:fldCharType="separate"/>
@@ -5714,7 +5696,7 @@
         <w:rPr>
           <w:color w:val="0000FF"/>
         </w:rPr>
-        <w:instrText xml:space="preserve"> REF _Numd19e5753 \h </w:instrText>
+        <w:instrText xml:space="preserve"> REF _Numd19e5707 \h </w:instrText>
       </w:r>
       <w:r>
         <w:fldChar w:fldCharType="separate"/>
@@ -5766,8 +5748,8 @@
           <w:numId w:val="136"/>
         </w:numPr>
       </w:pPr>
-      <w:bookmarkStart w:id="92" w:name="_Tocd19e2266"/>
-      <w:bookmarkStart w:id="91" w:name="_Refd19e2266"/>
+      <w:bookmarkStart w:id="92" w:name="_Tocd19e2250"/>
+      <w:bookmarkStart w:id="91" w:name="_Refd19e2250"/>
       <w:r>
         <w:t/>
       </w:r>
@@ -5824,9 +5806,9 @@
       <w:pPr>
         <w:pStyle w:val="Heading3"/>
       </w:pPr>
-      <w:bookmarkStart w:id="93" w:name="_Numd19e2299"/>
-      <w:bookmarkStart w:id="94" w:name="_Refd19e2299"/>
-      <w:bookmarkStart w:id="95" w:name="_Tocd19e2299"/>
+      <w:bookmarkStart w:id="93" w:name="_Numd19e2283"/>
+      <w:bookmarkStart w:id="94" w:name="_Refd19e2283"/>
+      <w:bookmarkStart w:id="95" w:name="_Tocd19e2283"/>
       <w:r>
         <w:t/>
       </w:r>
@@ -5845,9 +5827,9 @@
       <w:pPr>
         <w:pStyle w:val="Heading4"/>
       </w:pPr>
-      <w:bookmarkStart w:id="96" w:name="_Numd19e2312"/>
-      <w:bookmarkStart w:id="97" w:name="_Refd19e2312"/>
-      <w:bookmarkStart w:id="98" w:name="_Tocd19e2312"/>
+      <w:bookmarkStart w:id="96" w:name="_Numd19e2296"/>
+      <w:bookmarkStart w:id="97" w:name="_Refd19e2296"/>
+      <w:bookmarkStart w:id="98" w:name="_Tocd19e2296"/>
       <w:r>
         <w:t/>
       </w:r>
@@ -5870,8 +5852,8 @@
           <w:numId w:val="137"/>
         </w:numPr>
       </w:pPr>
-      <w:bookmarkStart w:id="100" w:name="_Tocd19e2321"/>
-      <w:bookmarkStart w:id="99" w:name="_Refd19e2321"/>
+      <w:bookmarkStart w:id="100" w:name="_Tocd19e2305"/>
+      <w:bookmarkStart w:id="99" w:name="_Refd19e2305"/>
       <w:r>
         <w:t/>
       </w:r>
@@ -5900,7 +5882,7 @@
         <w:rPr>
           <w:color w:val="0000FF"/>
         </w:rPr>
-        <w:instrText xml:space="preserve"> REF _Numd19e2131 \h </w:instrText>
+        <w:instrText xml:space="preserve"> REF _Numd19e2115 \h </w:instrText>
       </w:r>
       <w:r>
         <w:fldChar w:fldCharType="separate"/>
@@ -5933,8 +5915,8 @@
           <w:numId w:val="138"/>
         </w:numPr>
       </w:pPr>
-      <w:bookmarkStart w:id="102" w:name="_Tocd19e2336"/>
-      <w:bookmarkStart w:id="101" w:name="_Refd19e2336"/>
+      <w:bookmarkStart w:id="102" w:name="_Tocd19e2320"/>
+      <w:bookmarkStart w:id="101" w:name="_Refd19e2320"/>
       <w:r>
         <w:t/>
       </w:r>
@@ -5954,8 +5936,8 @@
           <w:numId w:val="139"/>
         </w:numPr>
       </w:pPr>
-      <w:bookmarkStart w:id="104" w:name="_Tocd19e2344"/>
-      <w:bookmarkStart w:id="103" w:name="_Refd19e2344"/>
+      <w:bookmarkStart w:id="104" w:name="_Tocd19e2328"/>
+      <w:bookmarkStart w:id="103" w:name="_Refd19e2328"/>
       <w:r>
         <w:t/>
       </w:r>
@@ -6379,8 +6361,8 @@
           <w:numId w:val="143"/>
         </w:numPr>
       </w:pPr>
-      <w:bookmarkStart w:id="106" w:name="_Tocd19e2510"/>
-      <w:bookmarkStart w:id="105" w:name="_Refd19e2510"/>
+      <w:bookmarkStart w:id="106" w:name="_Tocd19e2494"/>
+      <w:bookmarkStart w:id="105" w:name="_Refd19e2494"/>
       <w:r>
         <w:t/>
       </w:r>
@@ -6400,8 +6382,8 @@
           <w:numId w:val="144"/>
         </w:numPr>
       </w:pPr>
-      <w:bookmarkStart w:id="108" w:name="_Tocd19e2518"/>
-      <w:bookmarkStart w:id="107" w:name="_Refd19e2518"/>
+      <w:bookmarkStart w:id="108" w:name="_Tocd19e2502"/>
+      <w:bookmarkStart w:id="107" w:name="_Refd19e2502"/>
       <w:r>
         <w:t/>
       </w:r>
@@ -6479,7 +6461,7 @@
         <w:rPr>
           <w:color w:val="0000FF"/>
         </w:rPr>
-        <w:instrText xml:space="preserve"> REF _Numd19e5753 \h </w:instrText>
+        <w:instrText xml:space="preserve"> REF _Numd19e5707 \h </w:instrText>
       </w:r>
       <w:r>
         <w:fldChar w:fldCharType="separate"/>
@@ -6512,7 +6494,7 @@
         <w:rPr>
           <w:color w:val="0000FF"/>
         </w:rPr>
-        <w:instrText xml:space="preserve"> REF _Numd19e5647 \h </w:instrText>
+        <w:instrText xml:space="preserve"> REF _Numd19e5606 \h </w:instrText>
       </w:r>
       <w:r>
         <w:fldChar w:fldCharType="separate"/>
@@ -6594,8 +6576,8 @@
           <w:numId w:val="145"/>
         </w:numPr>
       </w:pPr>
-      <w:bookmarkStart w:id="110" w:name="_Tocd19e2574"/>
-      <w:bookmarkStart w:id="109" w:name="_Refd19e2574"/>
+      <w:bookmarkStart w:id="110" w:name="_Tocd19e2558"/>
+      <w:bookmarkStart w:id="109" w:name="_Refd19e2558"/>
       <w:r>
         <w:t/>
       </w:r>
@@ -6615,8 +6597,8 @@
           <w:numId w:val="146"/>
         </w:numPr>
       </w:pPr>
-      <w:bookmarkStart w:id="112" w:name="_Tocd19e2582"/>
-      <w:bookmarkStart w:id="111" w:name="_Refd19e2582"/>
+      <w:bookmarkStart w:id="112" w:name="_Tocd19e2566"/>
+      <w:bookmarkStart w:id="111" w:name="_Refd19e2566"/>
       <w:r>
         <w:t/>
       </w:r>
@@ -6806,9 +6788,9 @@
       <w:pPr>
         <w:pStyle w:val="Heading4"/>
       </w:pPr>
-      <w:bookmarkStart w:id="113" w:name="_Numd19e2665"/>
-      <w:bookmarkStart w:id="114" w:name="_Refd19e2665"/>
-      <w:bookmarkStart w:id="115" w:name="_Tocd19e2665"/>
+      <w:bookmarkStart w:id="113" w:name="_Numd19e2649"/>
+      <w:bookmarkStart w:id="114" w:name="_Refd19e2649"/>
+      <w:bookmarkStart w:id="115" w:name="_Tocd19e2649"/>
       <w:r>
         <w:t/>
       </w:r>
@@ -6831,8 +6813,8 @@
           <w:numId w:val="147"/>
         </w:numPr>
       </w:pPr>
-      <w:bookmarkStart w:id="117" w:name="_Tocd19e2674"/>
-      <w:bookmarkStart w:id="116" w:name="_Refd19e2674"/>
+      <w:bookmarkStart w:id="117" w:name="_Tocd19e2658"/>
+      <w:bookmarkStart w:id="116" w:name="_Refd19e2658"/>
       <w:r>
         <w:t/>
       </w:r>
@@ -6852,8 +6834,8 @@
           <w:numId w:val="148"/>
         </w:numPr>
       </w:pPr>
-      <w:bookmarkStart w:id="119" w:name="_Tocd19e2682"/>
-      <w:bookmarkStart w:id="118" w:name="_Refd19e2682"/>
+      <w:bookmarkStart w:id="119" w:name="_Tocd19e2666"/>
+      <w:bookmarkStart w:id="118" w:name="_Refd19e2666"/>
       <w:r>
         <w:t/>
       </w:r>
@@ -6873,8 +6855,8 @@
           <w:numId w:val="149"/>
         </w:numPr>
       </w:pPr>
-      <w:bookmarkStart w:id="121" w:name="_Tocd19e2690"/>
-      <w:bookmarkStart w:id="120" w:name="_Refd19e2690"/>
+      <w:bookmarkStart w:id="121" w:name="_Tocd19e2674"/>
+      <w:bookmarkStart w:id="120" w:name="_Refd19e2674"/>
       <w:r>
         <w:t/>
       </w:r>
@@ -6974,8 +6956,8 @@
           <w:numId w:val="150"/>
         </w:numPr>
       </w:pPr>
-      <w:bookmarkStart w:id="123" w:name="_Tocd19e2728"/>
-      <w:bookmarkStart w:id="122" w:name="_Refd19e2728"/>
+      <w:bookmarkStart w:id="123" w:name="_Tocd19e2712"/>
+      <w:bookmarkStart w:id="122" w:name="_Refd19e2712"/>
       <w:r>
         <w:t/>
       </w:r>
@@ -7078,8 +7060,8 @@
           <w:numId w:val="151"/>
         </w:numPr>
       </w:pPr>
-      <w:bookmarkStart w:id="125" w:name="_Tocd19e2770"/>
-      <w:bookmarkStart w:id="124" w:name="_Refd19e2770"/>
+      <w:bookmarkStart w:id="125" w:name="_Tocd19e2754"/>
+      <w:bookmarkStart w:id="124" w:name="_Refd19e2754"/>
       <w:r>
         <w:t/>
       </w:r>
@@ -7118,8 +7100,8 @@
           <w:numId w:val="152"/>
         </w:numPr>
       </w:pPr>
-      <w:bookmarkStart w:id="127" w:name="_Tocd19e2785"/>
-      <w:bookmarkStart w:id="126" w:name="_Refd19e2785"/>
+      <w:bookmarkStart w:id="127" w:name="_Tocd19e2769"/>
+      <w:bookmarkStart w:id="126" w:name="_Refd19e2769"/>
       <w:r>
         <w:t/>
       </w:r>
@@ -7230,8 +7212,8 @@
           <w:numId w:val="153"/>
         </w:numPr>
       </w:pPr>
-      <w:bookmarkStart w:id="129" w:name="_Tocd19e2827"/>
-      <w:bookmarkStart w:id="128" w:name="_Refd19e2827"/>
+      <w:bookmarkStart w:id="129" w:name="_Tocd19e2811"/>
+      <w:bookmarkStart w:id="128" w:name="_Refd19e2811"/>
       <w:r>
         <w:t/>
       </w:r>
@@ -7272,9 +7254,9 @@
       <w:pPr>
         <w:pStyle w:val="Heading4"/>
       </w:pPr>
-      <w:bookmarkStart w:id="130" w:name="_Numd19e2852"/>
-      <w:bookmarkStart w:id="131" w:name="_Refd19e2852"/>
-      <w:bookmarkStart w:id="132" w:name="_Tocd19e2852"/>
+      <w:bookmarkStart w:id="130" w:name="_Numd19e2836"/>
+      <w:bookmarkStart w:id="131" w:name="_Refd19e2836"/>
+      <w:bookmarkStart w:id="132" w:name="_Tocd19e2836"/>
       <w:r>
         <w:t/>
       </w:r>
@@ -7297,8 +7279,8 @@
           <w:numId w:val="154"/>
         </w:numPr>
       </w:pPr>
-      <w:bookmarkStart w:id="134" w:name="_Tocd19e2861"/>
-      <w:bookmarkStart w:id="133" w:name="_Refd19e2861"/>
+      <w:bookmarkStart w:id="134" w:name="_Tocd19e2845"/>
+      <w:bookmarkStart w:id="133" w:name="_Refd19e2845"/>
       <w:r>
         <w:t/>
       </w:r>
@@ -7327,8 +7309,8 @@
           <w:numId w:val="155"/>
         </w:numPr>
       </w:pPr>
-      <w:bookmarkStart w:id="136" w:name="_Tocd19e2872"/>
-      <w:bookmarkStart w:id="135" w:name="_Refd19e2872"/>
+      <w:bookmarkStart w:id="136" w:name="_Tocd19e2856"/>
+      <w:bookmarkStart w:id="135" w:name="_Refd19e2856"/>
       <w:r>
         <w:t/>
       </w:r>
@@ -7367,8 +7349,8 @@
           <w:numId w:val="156"/>
         </w:numPr>
       </w:pPr>
-      <w:bookmarkStart w:id="138" w:name="_Tocd19e2887"/>
-      <w:bookmarkStart w:id="137" w:name="_Refd19e2887"/>
+      <w:bookmarkStart w:id="138" w:name="_Tocd19e2871"/>
+      <w:bookmarkStart w:id="137" w:name="_Refd19e2871"/>
       <w:r>
         <w:t/>
       </w:r>
@@ -7562,8 +7544,8 @@
           <w:numId w:val="157"/>
         </w:numPr>
       </w:pPr>
-      <w:bookmarkStart w:id="140" w:name="_Tocd19e2961"/>
-      <w:bookmarkStart w:id="139" w:name="_Refd19e2961"/>
+      <w:bookmarkStart w:id="140" w:name="_Tocd19e2945"/>
+      <w:bookmarkStart w:id="139" w:name="_Refd19e2945"/>
       <w:r>
         <w:t/>
       </w:r>
@@ -7657,8 +7639,8 @@
           <w:numId w:val="158"/>
         </w:numPr>
       </w:pPr>
-      <w:bookmarkStart w:id="142" w:name="_Tocd19e2996"/>
-      <w:bookmarkStart w:id="141" w:name="_Refd19e2996"/>
+      <w:bookmarkStart w:id="142" w:name="_Tocd19e2980"/>
+      <w:bookmarkStart w:id="141" w:name="_Refd19e2980"/>
       <w:r>
         <w:t/>
       </w:r>
@@ -7678,7 +7660,7 @@
         <w:rPr>
           <w:color w:val="0000FF"/>
         </w:rPr>
-        <w:instrText xml:space="preserve"> REF _Numd19e2312 \h </w:instrText>
+        <w:instrText xml:space="preserve"> REF _Numd19e2296 \h </w:instrText>
       </w:r>
       <w:r>
         <w:fldChar w:fldCharType="separate"/>
@@ -7882,9 +7864,9 @@
       <w:pPr>
         <w:pStyle w:val="Heading2"/>
       </w:pPr>
-      <w:bookmarkStart w:id="143" w:name="_Numd19e3083"/>
-      <w:bookmarkStart w:id="144" w:name="_Refd19e3083"/>
-      <w:bookmarkStart w:id="145" w:name="_Tocd19e3083"/>
+      <w:bookmarkStart w:id="143" w:name="_Numd19e3067"/>
+      <w:bookmarkStart w:id="144" w:name="_Refd19e3067"/>
+      <w:bookmarkStart w:id="145" w:name="_Tocd19e3067"/>
       <w:r>
         <w:t/>
       </w:r>
@@ -7903,9 +7885,9 @@
       <w:pPr>
         <w:pStyle w:val="Heading3"/>
       </w:pPr>
-      <w:bookmarkStart w:id="146" w:name="_Numd19e3096"/>
-      <w:bookmarkStart w:id="147" w:name="_Refd19e3096"/>
-      <w:bookmarkStart w:id="148" w:name="_Tocd19e3096"/>
+      <w:bookmarkStart w:id="146" w:name="_Numd19e3080"/>
+      <w:bookmarkStart w:id="147" w:name="_Refd19e3080"/>
+      <w:bookmarkStart w:id="148" w:name="_Tocd19e3080"/>
       <w:r>
         <w:t/>
       </w:r>
@@ -7928,8 +7910,8 @@
           <w:numId w:val="159"/>
         </w:numPr>
       </w:pPr>
-      <w:bookmarkStart w:id="150" w:name="_Tocd19e3105"/>
-      <w:bookmarkStart w:id="149" w:name="_Refd19e3105"/>
+      <w:bookmarkStart w:id="150" w:name="_Tocd19e3089"/>
+      <w:bookmarkStart w:id="149" w:name="_Refd19e3089"/>
       <w:r>
         <w:t/>
       </w:r>
@@ -8005,7 +7987,7 @@
         <w:rPr>
           <w:color w:val="0000FF"/>
         </w:rPr>
-        <w:instrText xml:space="preserve"> REF _Numd19e3449 \h </w:instrText>
+        <w:instrText xml:space="preserve"> REF _Numd19e3423 \h </w:instrText>
       </w:r>
       <w:r>
         <w:fldChar w:fldCharType="separate"/>
@@ -8057,7 +8039,7 @@
         <w:rPr>
           <w:color w:val="0000FF"/>
         </w:rPr>
-        <w:instrText xml:space="preserve"> REF _Numd19e3329 \h </w:instrText>
+        <w:instrText xml:space="preserve"> REF _Numd19e3303 \h </w:instrText>
       </w:r>
       <w:r>
         <w:fldChar w:fldCharType="separate"/>
@@ -8165,8 +8147,8 @@
           <w:numId w:val="160"/>
         </w:numPr>
       </w:pPr>
-      <w:bookmarkStart w:id="152" w:name="_Tocd19e3180"/>
-      <w:bookmarkStart w:id="151" w:name="_Refd19e3180"/>
+      <w:bookmarkStart w:id="152" w:name="_Tocd19e3164"/>
+      <w:bookmarkStart w:id="151" w:name="_Refd19e3164"/>
       <w:r>
         <w:t/>
       </w:r>
@@ -8215,13 +8197,7 @@
         <w:t>(i)</w:t>
       </w:r>
       <w:r>
-        <w:t xml:space="preserve"> </w:t>
-      </w:r>
-      <w:r>
-        <w:t>$25,000 in the case of any contract to be awarded and performed, or purchase to be made, inside the United States; and</w:t>
-      </w:r>
-      <w:r>
-        <w:t/>
+        <w:t xml:space="preserve"> $25,000 in the case of any contract to be awarded and performed, or purchase to be made, inside the United States; and</w:t>
       </w:r>
     </w:p>
     <w:p xmlns:tce="http://www.TCE.com">
@@ -8240,13 +8216,7 @@
         <w:t>(ii)</w:t>
       </w:r>
       <w:r>
-        <w:t xml:space="preserve"> </w:t>
-      </w:r>
-      <w:r>
-        <w:t>$40,000 in the case of any contract to be awarded and performed, or purchase to be made, outside the United States.</w:t>
-      </w:r>
-      <w:r>
-        <w:t/>
+        <w:t xml:space="preserve"> $40,000 in the case of any contract to be awarded and performed, or purchase to be made, outside the United States.</w:t>
       </w:r>
     </w:p>
     <w:p xmlns:tce="http://www.TCE.com">
@@ -8501,9 +8471,9 @@
       <w:pPr>
         <w:pStyle w:val="Heading3"/>
       </w:pPr>
-      <w:bookmarkStart w:id="153" w:name="_Numd19e3329"/>
-      <w:bookmarkStart w:id="154" w:name="_Refd19e3329"/>
-      <w:bookmarkStart w:id="155" w:name="_Tocd19e3329"/>
+      <w:bookmarkStart w:id="153" w:name="_Numd19e3303"/>
+      <w:bookmarkStart w:id="154" w:name="_Refd19e3303"/>
+      <w:bookmarkStart w:id="155" w:name="_Tocd19e3303"/>
       <w:r>
         <w:t/>
       </w:r>
@@ -8561,9 +8531,9 @@
       <w:pPr>
         <w:pStyle w:val="Heading3"/>
       </w:pPr>
-      <w:bookmarkStart w:id="156" w:name="_Numd19e3359"/>
-      <w:bookmarkStart w:id="157" w:name="_Refd19e3359"/>
-      <w:bookmarkStart w:id="158" w:name="_Tocd19e3359"/>
+      <w:bookmarkStart w:id="156" w:name="_Numd19e3333"/>
+      <w:bookmarkStart w:id="157" w:name="_Refd19e3333"/>
+      <w:bookmarkStart w:id="158" w:name="_Tocd19e3333"/>
       <w:r>
         <w:t/>
       </w:r>
@@ -8586,8 +8556,8 @@
           <w:numId w:val="163"/>
         </w:numPr>
       </w:pPr>
-      <w:bookmarkStart w:id="160" w:name="_Tocd19e3368"/>
-      <w:bookmarkStart w:id="159" w:name="_Refd19e3368"/>
+      <w:bookmarkStart w:id="160" w:name="_Tocd19e3342"/>
+      <w:bookmarkStart w:id="159" w:name="_Refd19e3342"/>
       <w:r>
         <w:t/>
       </w:r>
@@ -8607,8 +8577,8 @@
           <w:numId w:val="164"/>
         </w:numPr>
       </w:pPr>
-      <w:bookmarkStart w:id="162" w:name="_Tocd19e3376"/>
-      <w:bookmarkStart w:id="161" w:name="_Refd19e3376"/>
+      <w:bookmarkStart w:id="162" w:name="_Tocd19e3350"/>
+      <w:bookmarkStart w:id="161" w:name="_Refd19e3350"/>
       <w:r>
         <w:t/>
       </w:r>
@@ -8675,8 +8645,8 @@
           <w:numId w:val="165"/>
         </w:numPr>
       </w:pPr>
-      <w:bookmarkStart w:id="164" w:name="_Tocd19e3402"/>
-      <w:bookmarkStart w:id="163" w:name="_Refd19e3402"/>
+      <w:bookmarkStart w:id="164" w:name="_Tocd19e3376"/>
+      <w:bookmarkStart w:id="163" w:name="_Refd19e3376"/>
       <w:r>
         <w:t/>
       </w:r>
@@ -8772,9 +8742,9 @@
       <w:pPr>
         <w:pStyle w:val="Heading2"/>
       </w:pPr>
-      <w:bookmarkStart w:id="165" w:name="_Numd19e3449"/>
-      <w:bookmarkStart w:id="166" w:name="_Refd19e3449"/>
-      <w:bookmarkStart w:id="167" w:name="_Tocd19e3449"/>
+      <w:bookmarkStart w:id="165" w:name="_Numd19e3423"/>
+      <w:bookmarkStart w:id="166" w:name="_Refd19e3423"/>
+      <w:bookmarkStart w:id="167" w:name="_Tocd19e3423"/>
       <w:r>
         <w:t/>
       </w:r>
@@ -8793,9 +8763,9 @@
       <w:pPr>
         <w:pStyle w:val="Heading3"/>
       </w:pPr>
-      <w:bookmarkStart w:id="168" w:name="_Numd19e3462"/>
-      <w:bookmarkStart w:id="169" w:name="_Refd19e3462"/>
-      <w:bookmarkStart w:id="170" w:name="_Tocd19e3462"/>
+      <w:bookmarkStart w:id="168" w:name="_Numd19e3436"/>
+      <w:bookmarkStart w:id="169" w:name="_Refd19e3436"/>
+      <w:bookmarkStart w:id="170" w:name="_Tocd19e3436"/>
       <w:r>
         <w:t/>
       </w:r>
@@ -8818,8 +8788,8 @@
           <w:numId w:val="166"/>
         </w:numPr>
       </w:pPr>
-      <w:bookmarkStart w:id="172" w:name="_Tocd19e3471"/>
-      <w:bookmarkStart w:id="171" w:name="_Refd19e3471"/>
+      <w:bookmarkStart w:id="172" w:name="_Tocd19e3445"/>
+      <w:bookmarkStart w:id="171" w:name="_Refd19e3445"/>
       <w:r>
         <w:t/>
       </w:r>
@@ -8913,8 +8883,8 @@
           <w:numId w:val="167"/>
         </w:numPr>
       </w:pPr>
-      <w:bookmarkStart w:id="174" w:name="_Tocd19e3509"/>
-      <w:bookmarkStart w:id="173" w:name="_Refd19e3509"/>
+      <w:bookmarkStart w:id="174" w:name="_Tocd19e3483"/>
+      <w:bookmarkStart w:id="173" w:name="_Refd19e3483"/>
       <w:r>
         <w:t/>
       </w:r>
@@ -8981,9 +8951,9 @@
       <w:pPr>
         <w:pStyle w:val="Heading3"/>
       </w:pPr>
-      <w:bookmarkStart w:id="175" w:name="_Numd19e3545"/>
-      <w:bookmarkStart w:id="176" w:name="_Refd19e3545"/>
-      <w:bookmarkStart w:id="177" w:name="_Tocd19e3545"/>
+      <w:bookmarkStart w:id="175" w:name="_Numd19e3519"/>
+      <w:bookmarkStart w:id="176" w:name="_Refd19e3519"/>
+      <w:bookmarkStart w:id="177" w:name="_Tocd19e3519"/>
       <w:r>
         <w:t/>
       </w:r>
@@ -9002,9 +8972,9 @@
       <w:pPr>
         <w:pStyle w:val="Heading4"/>
       </w:pPr>
-      <w:bookmarkStart w:id="178" w:name="_Numd19e3558"/>
-      <w:bookmarkStart w:id="179" w:name="_Refd19e3558"/>
-      <w:bookmarkStart w:id="180" w:name="_Tocd19e3558"/>
+      <w:bookmarkStart w:id="178" w:name="_Numd19e3532"/>
+      <w:bookmarkStart w:id="179" w:name="_Refd19e3532"/>
+      <w:bookmarkStart w:id="180" w:name="_Tocd19e3532"/>
       <w:r>
         <w:t/>
       </w:r>
@@ -9027,8 +8997,8 @@
           <w:numId w:val="168"/>
         </w:numPr>
       </w:pPr>
-      <w:bookmarkStart w:id="182" w:name="_Tocd19e3567"/>
-      <w:bookmarkStart w:id="181" w:name="_Refd19e3567"/>
+      <w:bookmarkStart w:id="182" w:name="_Tocd19e3541"/>
+      <w:bookmarkStart w:id="181" w:name="_Refd19e3541"/>
       <w:r>
         <w:t/>
       </w:r>
@@ -9048,7 +9018,7 @@
         <w:rPr>
           <w:color w:val="0000FF"/>
         </w:rPr>
-        <w:instrText xml:space="preserve"> REF _Numd19e3689 \h </w:instrText>
+        <w:instrText xml:space="preserve"> REF _Numd19e3663 \h </w:instrText>
       </w:r>
       <w:r>
         <w:fldChar w:fldCharType="separate"/>
@@ -9109,8 +9079,8 @@
           <w:numId w:val="169"/>
         </w:numPr>
       </w:pPr>
-      <w:bookmarkStart w:id="184" w:name="_Tocd19e3590"/>
-      <w:bookmarkStart w:id="183" w:name="_Refd19e3590"/>
+      <w:bookmarkStart w:id="184" w:name="_Tocd19e3564"/>
+      <w:bookmarkStart w:id="183" w:name="_Refd19e3564"/>
       <w:r>
         <w:t/>
       </w:r>
@@ -9337,9 +9307,9 @@
       <w:pPr>
         <w:pStyle w:val="Heading4"/>
       </w:pPr>
-      <w:bookmarkStart w:id="185" w:name="_Numd19e3689"/>
-      <w:bookmarkStart w:id="186" w:name="_Refd19e3689"/>
-      <w:bookmarkStart w:id="187" w:name="_Tocd19e3689"/>
+      <w:bookmarkStart w:id="185" w:name="_Numd19e3663"/>
+      <w:bookmarkStart w:id="186" w:name="_Refd19e3663"/>
+      <w:bookmarkStart w:id="187" w:name="_Tocd19e3663"/>
       <w:r>
         <w:t/>
       </w:r>
@@ -9362,8 +9332,8 @@
           <w:numId w:val="170"/>
         </w:numPr>
       </w:pPr>
-      <w:bookmarkStart w:id="189" w:name="_Tocd19e3698"/>
-      <w:bookmarkStart w:id="188" w:name="_Refd19e3698"/>
+      <w:bookmarkStart w:id="189" w:name="_Tocd19e3672"/>
+      <w:bookmarkStart w:id="188" w:name="_Refd19e3672"/>
       <w:r>
         <w:t/>
       </w:r>
@@ -9402,8 +9372,8 @@
           <w:numId w:val="171"/>
         </w:numPr>
       </w:pPr>
-      <w:bookmarkStart w:id="191" w:name="_Tocd19e3713"/>
-      <w:bookmarkStart w:id="190" w:name="_Refd19e3713"/>
+      <w:bookmarkStart w:id="191" w:name="_Tocd19e3687"/>
+      <w:bookmarkStart w:id="190" w:name="_Refd19e3687"/>
       <w:r>
         <w:t/>
       </w:r>
@@ -9442,8 +9412,8 @@
           <w:numId w:val="172"/>
         </w:numPr>
       </w:pPr>
-      <w:bookmarkStart w:id="193" w:name="_Tocd19e3728"/>
-      <w:bookmarkStart w:id="192" w:name="_Refd19e3728"/>
+      <w:bookmarkStart w:id="193" w:name="_Tocd19e3702"/>
+      <w:bookmarkStart w:id="192" w:name="_Refd19e3702"/>
       <w:r>
         <w:t/>
       </w:r>
@@ -9533,7 +9503,7 @@
         <w:rPr>
           <w:color w:val="0000FF"/>
         </w:rPr>
-        <w:instrText xml:space="preserve"> REF _Numd19e2852 \h </w:instrText>
+        <w:instrText xml:space="preserve"> REF _Numd19e2836 \h </w:instrText>
       </w:r>
       <w:r>
         <w:fldChar w:fldCharType="separate"/>
@@ -9564,9 +9534,9 @@
       <w:pPr>
         <w:pStyle w:val="Heading4"/>
       </w:pPr>
-      <w:bookmarkStart w:id="194" w:name="_Numd19e3774"/>
-      <w:bookmarkStart w:id="195" w:name="_Refd19e3774"/>
-      <w:bookmarkStart w:id="196" w:name="_Tocd19e3774"/>
+      <w:bookmarkStart w:id="194" w:name="_Numd19e3748"/>
+      <w:bookmarkStart w:id="195" w:name="_Refd19e3748"/>
+      <w:bookmarkStart w:id="196" w:name="_Tocd19e3748"/>
       <w:r>
         <w:t/>
       </w:r>
@@ -9589,8 +9559,8 @@
           <w:numId w:val="173"/>
         </w:numPr>
       </w:pPr>
-      <w:bookmarkStart w:id="198" w:name="_Tocd19e3783"/>
-      <w:bookmarkStart w:id="197" w:name="_Refd19e3783"/>
+      <w:bookmarkStart w:id="198" w:name="_Tocd19e3757"/>
+      <w:bookmarkStart w:id="197" w:name="_Refd19e3757"/>
       <w:r>
         <w:t/>
       </w:r>
@@ -9657,8 +9627,8 @@
           <w:numId w:val="174"/>
         </w:numPr>
       </w:pPr>
-      <w:bookmarkStart w:id="200" w:name="_Tocd19e3809"/>
-      <w:bookmarkStart w:id="199" w:name="_Refd19e3809"/>
+      <w:bookmarkStart w:id="200" w:name="_Tocd19e3783"/>
+      <w:bookmarkStart w:id="199" w:name="_Refd19e3783"/>
       <w:r>
         <w:t/>
       </w:r>
@@ -9697,9 +9667,9 @@
       <w:pPr>
         <w:pStyle w:val="Heading4"/>
       </w:pPr>
-      <w:bookmarkStart w:id="201" w:name="_Numd19e3834"/>
-      <w:bookmarkStart w:id="202" w:name="_Refd19e3834"/>
-      <w:bookmarkStart w:id="203" w:name="_Tocd19e3834"/>
+      <w:bookmarkStart w:id="201" w:name="_Numd19e3808"/>
+      <w:bookmarkStart w:id="202" w:name="_Refd19e3808"/>
+      <w:bookmarkStart w:id="203" w:name="_Tocd19e3808"/>
       <w:r>
         <w:t/>
       </w:r>
@@ -9722,8 +9692,8 @@
           <w:numId w:val="175"/>
         </w:numPr>
       </w:pPr>
-      <w:bookmarkStart w:id="205" w:name="_Tocd19e3843"/>
-      <w:bookmarkStart w:id="204" w:name="_Refd19e3843"/>
+      <w:bookmarkStart w:id="205" w:name="_Tocd19e3817"/>
+      <w:bookmarkStart w:id="204" w:name="_Refd19e3817"/>
       <w:r>
         <w:t/>
       </w:r>
@@ -9743,8 +9713,8 @@
           <w:numId w:val="176"/>
         </w:numPr>
       </w:pPr>
-      <w:bookmarkStart w:id="207" w:name="_Tocd19e3851"/>
-      <w:bookmarkStart w:id="206" w:name="_Refd19e3851"/>
+      <w:bookmarkStart w:id="207" w:name="_Tocd19e3825"/>
+      <w:bookmarkStart w:id="206" w:name="_Refd19e3825"/>
       <w:r>
         <w:t/>
       </w:r>
@@ -9840,8 +9810,8 @@
           <w:numId w:val="177"/>
         </w:numPr>
       </w:pPr>
-      <w:bookmarkStart w:id="209" w:name="_Tocd19e3890"/>
-      <w:bookmarkStart w:id="208" w:name="_Refd19e3890"/>
+      <w:bookmarkStart w:id="209" w:name="_Tocd19e3864"/>
+      <w:bookmarkStart w:id="208" w:name="_Refd19e3864"/>
       <w:r>
         <w:t/>
       </w:r>
@@ -9889,9 +9859,9 @@
       <w:pPr>
         <w:pStyle w:val="Heading4"/>
       </w:pPr>
-      <w:bookmarkStart w:id="210" w:name="_Numd19e3917"/>
-      <w:bookmarkStart w:id="211" w:name="_Refd19e3917"/>
-      <w:bookmarkStart w:id="212" w:name="_Tocd19e3917"/>
+      <w:bookmarkStart w:id="210" w:name="_Numd19e3891"/>
+      <w:bookmarkStart w:id="211" w:name="_Refd19e3891"/>
+      <w:bookmarkStart w:id="212" w:name="_Tocd19e3891"/>
       <w:r>
         <w:t/>
       </w:r>
@@ -9914,8 +9884,8 @@
           <w:numId w:val="178"/>
         </w:numPr>
       </w:pPr>
-      <w:bookmarkStart w:id="214" w:name="_Tocd19e3926"/>
-      <w:bookmarkStart w:id="213" w:name="_Refd19e3926"/>
+      <w:bookmarkStart w:id="214" w:name="_Tocd19e3900"/>
+      <w:bookmarkStart w:id="213" w:name="_Refd19e3900"/>
       <w:r>
         <w:t/>
       </w:r>
@@ -9935,7 +9905,7 @@
         <w:rPr>
           <w:color w:val="0000FF"/>
         </w:rPr>
-        <w:instrText xml:space="preserve"> REF _Numd19e3774 \h </w:instrText>
+        <w:instrText xml:space="preserve"> REF _Numd19e3748 \h </w:instrText>
       </w:r>
       <w:r>
         <w:fldChar w:fldCharType="separate"/>
@@ -10063,8 +10033,8 @@
           <w:numId w:val="179"/>
         </w:numPr>
       </w:pPr>
-      <w:bookmarkStart w:id="216" w:name="_Tocd19e3974"/>
-      <w:bookmarkStart w:id="215" w:name="_Refd19e3974"/>
+      <w:bookmarkStart w:id="216" w:name="_Tocd19e3948"/>
+      <w:bookmarkStart w:id="215" w:name="_Refd19e3948"/>
       <w:r>
         <w:t/>
       </w:r>
@@ -10121,8 +10091,8 @@
           <w:numId w:val="180"/>
         </w:numPr>
       </w:pPr>
-      <w:bookmarkStart w:id="218" w:name="_Tocd19e3997"/>
-      <w:bookmarkStart w:id="217" w:name="_Refd19e3997"/>
+      <w:bookmarkStart w:id="218" w:name="_Tocd19e3971"/>
+      <w:bookmarkStart w:id="217" w:name="_Refd19e3971"/>
       <w:r>
         <w:t/>
       </w:r>
@@ -10191,8 +10161,8 @@
           <w:numId w:val="181"/>
         </w:numPr>
       </w:pPr>
-      <w:bookmarkStart w:id="220" w:name="_Tocd19e4023"/>
-      <w:bookmarkStart w:id="219" w:name="_Refd19e4023"/>
+      <w:bookmarkStart w:id="220" w:name="_Tocd19e3997"/>
+      <w:bookmarkStart w:id="219" w:name="_Refd19e3997"/>
       <w:r>
         <w:t/>
       </w:r>
@@ -10333,9 +10303,9 @@
       <w:pPr>
         <w:pStyle w:val="Heading3"/>
       </w:pPr>
-      <w:bookmarkStart w:id="221" w:name="_Numd19e4092"/>
-      <w:bookmarkStart w:id="222" w:name="_Refd19e4092"/>
-      <w:bookmarkStart w:id="223" w:name="_Tocd19e4092"/>
+      <w:bookmarkStart w:id="221" w:name="_Numd19e4066"/>
+      <w:bookmarkStart w:id="222" w:name="_Refd19e4066"/>
+      <w:bookmarkStart w:id="223" w:name="_Tocd19e4066"/>
       <w:r>
         <w:t/>
       </w:r>
@@ -10354,9 +10324,9 @@
       <w:pPr>
         <w:pStyle w:val="Heading4"/>
       </w:pPr>
-      <w:bookmarkStart w:id="224" w:name="_Numd19e4105"/>
-      <w:bookmarkStart w:id="225" w:name="_Refd19e4105"/>
-      <w:bookmarkStart w:id="226" w:name="_Tocd19e4105"/>
+      <w:bookmarkStart w:id="224" w:name="_Numd19e4079"/>
+      <w:bookmarkStart w:id="225" w:name="_Refd19e4079"/>
+      <w:bookmarkStart w:id="226" w:name="_Tocd19e4079"/>
       <w:r>
         <w:t/>
       </w:r>
@@ -10379,8 +10349,8 @@
           <w:numId w:val="182"/>
         </w:numPr>
       </w:pPr>
-      <w:bookmarkStart w:id="228" w:name="_Tocd19e4114"/>
-      <w:bookmarkStart w:id="227" w:name="_Refd19e4114"/>
+      <w:bookmarkStart w:id="228" w:name="_Tocd19e4088"/>
+      <w:bookmarkStart w:id="227" w:name="_Refd19e4088"/>
       <w:r>
         <w:t/>
       </w:r>
@@ -10445,9 +10415,9 @@
       <w:pPr>
         <w:pStyle w:val="Heading4"/>
       </w:pPr>
-      <w:bookmarkStart w:id="229" w:name="_Numd19e4149"/>
-      <w:bookmarkStart w:id="230" w:name="_Refd19e4149"/>
-      <w:bookmarkStart w:id="231" w:name="_Tocd19e4149"/>
+      <w:bookmarkStart w:id="229" w:name="_Numd19e4123"/>
+      <w:bookmarkStart w:id="230" w:name="_Refd19e4123"/>
+      <w:bookmarkStart w:id="231" w:name="_Tocd19e4123"/>
       <w:r>
         <w:t/>
       </w:r>
@@ -10470,8 +10440,8 @@
           <w:numId w:val="183"/>
         </w:numPr>
       </w:pPr>
-      <w:bookmarkStart w:id="233" w:name="_Tocd19e4158"/>
-      <w:bookmarkStart w:id="232" w:name="_Refd19e4158"/>
+      <w:bookmarkStart w:id="233" w:name="_Tocd19e4132"/>
+      <w:bookmarkStart w:id="232" w:name="_Refd19e4132"/>
       <w:r>
         <w:t/>
       </w:r>
@@ -10491,8 +10461,8 @@
           <w:numId w:val="184"/>
         </w:numPr>
       </w:pPr>
-      <w:bookmarkStart w:id="235" w:name="_Tocd19e4166"/>
-      <w:bookmarkStart w:id="234" w:name="_Refd19e4166"/>
+      <w:bookmarkStart w:id="235" w:name="_Tocd19e4140"/>
+      <w:bookmarkStart w:id="234" w:name="_Refd19e4140"/>
       <w:r>
         <w:t/>
       </w:r>
@@ -10590,8 +10560,8 @@
           <w:numId w:val="185"/>
         </w:numPr>
       </w:pPr>
-      <w:bookmarkStart w:id="237" w:name="_Tocd19e4203"/>
-      <w:bookmarkStart w:id="236" w:name="_Refd19e4203"/>
+      <w:bookmarkStart w:id="237" w:name="_Tocd19e4177"/>
+      <w:bookmarkStart w:id="236" w:name="_Refd19e4177"/>
       <w:r>
         <w:t/>
       </w:r>
@@ -10651,8 +10621,8 @@
           <w:numId w:val="186"/>
         </w:numPr>
       </w:pPr>
-      <w:bookmarkStart w:id="239" w:name="_Tocd19e4226"/>
-      <w:bookmarkStart w:id="238" w:name="_Refd19e4226"/>
+      <w:bookmarkStart w:id="239" w:name="_Tocd19e4200"/>
+      <w:bookmarkStart w:id="238" w:name="_Refd19e4200"/>
       <w:r>
         <w:t/>
       </w:r>
@@ -10731,8 +10701,8 @@
           <w:numId w:val="187"/>
         </w:numPr>
       </w:pPr>
-      <w:bookmarkStart w:id="241" w:name="_Tocd19e4256"/>
-      <w:bookmarkStart w:id="240" w:name="_Refd19e4256"/>
+      <w:bookmarkStart w:id="241" w:name="_Tocd19e4230"/>
+      <w:bookmarkStart w:id="240" w:name="_Refd19e4230"/>
       <w:r>
         <w:t/>
       </w:r>
@@ -10809,9 +10779,9 @@
       <w:pPr>
         <w:pStyle w:val="Heading4"/>
       </w:pPr>
-      <w:bookmarkStart w:id="242" w:name="_Numd19e4294"/>
-      <w:bookmarkStart w:id="243" w:name="_Refd19e4294"/>
-      <w:bookmarkStart w:id="244" w:name="_Tocd19e4294"/>
+      <w:bookmarkStart w:id="242" w:name="_Numd19e4268"/>
+      <w:bookmarkStart w:id="243" w:name="_Refd19e4268"/>
+      <w:bookmarkStart w:id="244" w:name="_Tocd19e4268"/>
       <w:r>
         <w:t/>
       </w:r>
@@ -10842,7 +10812,7 @@
         <w:rPr>
           <w:color w:val="0000FF"/>
         </w:rPr>
-        <w:instrText xml:space="preserve"> REF _Numd19e5230 \h </w:instrText>
+        <w:instrText xml:space="preserve"> REF _Numd19e5194 \h </w:instrText>
       </w:r>
       <w:r>
         <w:fldChar w:fldCharType="separate"/>
@@ -10875,7 +10845,7 @@
         <w:rPr>
           <w:color w:val="0000FF"/>
         </w:rPr>
-        <w:instrText xml:space="preserve"> REF _Numd19e4553 \h </w:instrText>
+        <w:instrText xml:space="preserve"> REF _Numd19e4527 \h </w:instrText>
       </w:r>
       <w:r>
         <w:fldChar w:fldCharType="separate"/>
@@ -10908,8 +10878,8 @@
           <w:numId w:val="188"/>
         </w:numPr>
       </w:pPr>
-      <w:bookmarkStart w:id="246" w:name="_Tocd19e4313"/>
-      <w:bookmarkStart w:id="245" w:name="_Refd19e4313"/>
+      <w:bookmarkStart w:id="246" w:name="_Tocd19e4287"/>
+      <w:bookmarkStart w:id="245" w:name="_Refd19e4287"/>
       <w:r>
         <w:t/>
       </w:r>
@@ -10929,8 +10899,8 @@
           <w:numId w:val="189"/>
         </w:numPr>
       </w:pPr>
-      <w:bookmarkStart w:id="248" w:name="_Tocd19e4321"/>
-      <w:bookmarkStart w:id="247" w:name="_Refd19e4321"/>
+      <w:bookmarkStart w:id="248" w:name="_Tocd19e4295"/>
+      <w:bookmarkStart w:id="247" w:name="_Refd19e4295"/>
       <w:r>
         <w:t/>
       </w:r>
@@ -11015,7 +10985,7 @@
         <w:rPr>
           <w:color w:val="0000FF"/>
         </w:rPr>
-        <w:instrText xml:space="preserve"> REF _Numd19e4553 \h </w:instrText>
+        <w:instrText xml:space="preserve"> REF _Numd19e4527 \h </w:instrText>
       </w:r>
       <w:r>
         <w:fldChar w:fldCharType="separate"/>
@@ -11104,8 +11074,8 @@
           <w:numId w:val="190"/>
         </w:numPr>
       </w:pPr>
-      <w:bookmarkStart w:id="250" w:name="_Tocd19e4376"/>
-      <w:bookmarkStart w:id="249" w:name="_Refd19e4376"/>
+      <w:bookmarkStart w:id="250" w:name="_Tocd19e4350"/>
+      <w:bookmarkStart w:id="249" w:name="_Refd19e4350"/>
       <w:r>
         <w:t/>
       </w:r>
@@ -11269,8 +11239,8 @@
           <w:numId w:val="191"/>
         </w:numPr>
       </w:pPr>
-      <w:bookmarkStart w:id="252" w:name="_Tocd19e4439"/>
-      <w:bookmarkStart w:id="251" w:name="_Refd19e4439"/>
+      <w:bookmarkStart w:id="252" w:name="_Tocd19e4413"/>
+      <w:bookmarkStart w:id="251" w:name="_Refd19e4413"/>
       <w:r>
         <w:t/>
       </w:r>
@@ -11328,8 +11298,8 @@
           <w:numId w:val="192"/>
         </w:numPr>
       </w:pPr>
-      <w:bookmarkStart w:id="254" w:name="_Tocd19e4461"/>
-      <w:bookmarkStart w:id="253" w:name="_Refd19e4461"/>
+      <w:bookmarkStart w:id="254" w:name="_Tocd19e4435"/>
+      <w:bookmarkStart w:id="253" w:name="_Refd19e4435"/>
       <w:r>
         <w:t/>
       </w:r>
@@ -11412,7 +11382,7 @@
         <w:rPr>
           <w:color w:val="0000FF"/>
         </w:rPr>
-        <w:instrText xml:space="preserve"> REF _Numd19e5569 \h </w:instrText>
+        <w:instrText xml:space="preserve"> REF _Numd19e5528 \h </w:instrText>
       </w:r>
       <w:r>
         <w:fldChar w:fldCharType="separate"/>
@@ -11443,9 +11413,9 @@
       <w:pPr>
         <w:pStyle w:val="Heading4"/>
       </w:pPr>
-      <w:bookmarkStart w:id="255" w:name="_Numd19e4506"/>
-      <w:bookmarkStart w:id="256" w:name="_Refd19e4506"/>
-      <w:bookmarkStart w:id="257" w:name="_Tocd19e4506"/>
+      <w:bookmarkStart w:id="255" w:name="_Numd19e4480"/>
+      <w:bookmarkStart w:id="256" w:name="_Refd19e4480"/>
+      <w:bookmarkStart w:id="257" w:name="_Tocd19e4480"/>
       <w:r>
         <w:t/>
       </w:r>
@@ -11468,8 +11438,8 @@
           <w:numId w:val="193"/>
         </w:numPr>
       </w:pPr>
-      <w:bookmarkStart w:id="259" w:name="_Tocd19e4515"/>
-      <w:bookmarkStart w:id="258" w:name="_Refd19e4515"/>
+      <w:bookmarkStart w:id="259" w:name="_Tocd19e4489"/>
+      <w:bookmarkStart w:id="258" w:name="_Refd19e4489"/>
       <w:r>
         <w:t/>
       </w:r>
@@ -11542,9 +11512,9 @@
       <w:pPr>
         <w:pStyle w:val="Heading4"/>
       </w:pPr>
-      <w:bookmarkStart w:id="260" w:name="_Numd19e4553"/>
-      <w:bookmarkStart w:id="261" w:name="_Refd19e4553"/>
-      <w:bookmarkStart w:id="262" w:name="_Tocd19e4553"/>
+      <w:bookmarkStart w:id="260" w:name="_Numd19e4527"/>
+      <w:bookmarkStart w:id="261" w:name="_Refd19e4527"/>
+      <w:bookmarkStart w:id="262" w:name="_Tocd19e4527"/>
       <w:r>
         <w:t/>
       </w:r>
@@ -11567,8 +11537,8 @@
           <w:numId w:val="194"/>
         </w:numPr>
       </w:pPr>
-      <w:bookmarkStart w:id="264" w:name="_Tocd19e4562"/>
-      <w:bookmarkStart w:id="263" w:name="_Refd19e4562"/>
+      <w:bookmarkStart w:id="264" w:name="_Tocd19e4536"/>
+      <w:bookmarkStart w:id="263" w:name="_Refd19e4536"/>
       <w:r>
         <w:t/>
       </w:r>
@@ -11607,8 +11577,8 @@
           <w:numId w:val="195"/>
         </w:numPr>
       </w:pPr>
-      <w:bookmarkStart w:id="266" w:name="_Tocd19e4577"/>
-      <w:bookmarkStart w:id="265" w:name="_Refd19e4577"/>
+      <w:bookmarkStart w:id="266" w:name="_Tocd19e4551"/>
+      <w:bookmarkStart w:id="265" w:name="_Refd19e4551"/>
       <w:r>
         <w:t/>
       </w:r>
@@ -11616,13 +11586,7 @@
         <w:t>(1)</w:t>
       </w:r>
       <w:r>
-        <w:t xml:space="preserve"> The simplified acquisition threshold and the </w:t>
-      </w:r>
-      <w:r>
-        <w:t>$9 million</w:t>
-      </w:r>
-      <w:r>
-        <w:t xml:space="preserve"> limitation for individual purchases ($15 million for purchases entered into under the authority of </w:t>
+        <w:t xml:space="preserve"> The simplified acquisition threshold and the $9 million limitation for individual purchases ($15 million for purchases entered into under the authority of </w:t>
       </w:r>
       <w:r>
         <w:rPr>
@@ -11643,7 +11607,7 @@
         <w:rPr>
           <w:color w:val="0000FF"/>
         </w:rPr>
-        <w:instrText xml:space="preserve"> REF _Numd19e4149 \h </w:instrText>
+        <w:instrText xml:space="preserve"> REF _Numd19e4123 \h </w:instrText>
       </w:r>
       <w:r>
         <w:fldChar w:fldCharType="separate"/>
@@ -11683,10 +11647,7 @@
         <w:t>(2)</w:t>
       </w:r>
       <w:r>
-        <w:t xml:space="preserve"> </w:t>
-      </w:r>
-      <w:r>
-        <w:t xml:space="preserve">The limitation for individual purchases for commercial products and commercial services acquisitions conducted under </w:t>
+        <w:t xml:space="preserve"> The limitation for individual purchases for commercial products and commercial services acquisitions conducted under </w:t>
       </w:r>
       <w:r>
         <w:rPr>
@@ -11698,7 +11659,7 @@
         <w:rPr>
           <w:color w:val="0000FF"/>
         </w:rPr>
-        <w:instrText xml:space="preserve"> REF _Numd19e5647 \h </w:instrText>
+        <w:instrText xml:space="preserve"> REF _Numd19e5606 \h </w:instrText>
       </w:r>
       <w:r>
         <w:fldChar w:fldCharType="separate"/>
@@ -11731,7 +11692,7 @@
         <w:rPr>
           <w:color w:val="0000FF"/>
         </w:rPr>
-        <w:instrText xml:space="preserve"> REF _Numd19e5660 \h </w:instrText>
+        <w:instrText xml:space="preserve"> REF _Numd19e5619 \h </w:instrText>
       </w:r>
       <w:r>
         <w:fldChar w:fldCharType="separate"/>
@@ -11754,9 +11715,6 @@
       <w:r>
         <w:t>(c)).</w:t>
       </w:r>
-      <w:r>
-        <w:t/>
-      </w:r>
       <w:bookmarkEnd w:id="265"/>
       <w:bookmarkEnd w:id="266"/>
     </w:p>
@@ -11788,7 +11746,7 @@
         <w:rPr>
           <w:color w:val="0000FF"/>
         </w:rPr>
-        <w:instrText xml:space="preserve"> REF _Numd19e1163 \h </w:instrText>
+        <w:instrText xml:space="preserve"> REF _Numd19e1157 \h </w:instrText>
       </w:r>
       <w:r>
         <w:fldChar w:fldCharType="separate"/>
@@ -11849,8 +11807,8 @@
           <w:numId w:val="196"/>
         </w:numPr>
       </w:pPr>
-      <w:bookmarkStart w:id="268" w:name="_Tocd19e4641"/>
-      <w:bookmarkStart w:id="267" w:name="_Refd19e4641"/>
+      <w:bookmarkStart w:id="268" w:name="_Tocd19e4605"/>
+      <w:bookmarkStart w:id="267" w:name="_Refd19e4605"/>
       <w:r>
         <w:t/>
       </w:r>
@@ -11870,7 +11828,7 @@
         <w:rPr>
           <w:color w:val="0000FF"/>
         </w:rPr>
-        <w:instrText xml:space="preserve"> REF _Numd19e2200 \h </w:instrText>
+        <w:instrText xml:space="preserve"> REF _Numd19e2184 \h </w:instrText>
       </w:r>
       <w:r>
         <w:fldChar w:fldCharType="separate"/>
@@ -11922,8 +11880,8 @@
           <w:numId w:val="197"/>
         </w:numPr>
       </w:pPr>
-      <w:bookmarkStart w:id="270" w:name="_Tocd19e4660"/>
-      <w:bookmarkStart w:id="269" w:name="_Refd19e4660"/>
+      <w:bookmarkStart w:id="270" w:name="_Tocd19e4624"/>
+      <w:bookmarkStart w:id="269" w:name="_Refd19e4624"/>
       <w:r>
         <w:t/>
       </w:r>
@@ -12004,8 +11962,8 @@
           <w:numId w:val="198"/>
         </w:numPr>
       </w:pPr>
-      <w:bookmarkStart w:id="272" w:name="_Tocd19e4691"/>
-      <w:bookmarkStart w:id="271" w:name="_Refd19e4691"/>
+      <w:bookmarkStart w:id="272" w:name="_Tocd19e4655"/>
+      <w:bookmarkStart w:id="271" w:name="_Refd19e4655"/>
       <w:r>
         <w:t/>
       </w:r>
@@ -12110,9 +12068,9 @@
       <w:pPr>
         <w:pStyle w:val="Heading4"/>
       </w:pPr>
-      <w:bookmarkStart w:id="273" w:name="_Numd19e4740"/>
-      <w:bookmarkStart w:id="274" w:name="_Refd19e4740"/>
-      <w:bookmarkStart w:id="275" w:name="_Tocd19e4740"/>
+      <w:bookmarkStart w:id="273" w:name="_Numd19e4704"/>
+      <w:bookmarkStart w:id="274" w:name="_Refd19e4704"/>
+      <w:bookmarkStart w:id="275" w:name="_Tocd19e4704"/>
       <w:r>
         <w:t/>
       </w:r>
@@ -12135,8 +12093,8 @@
           <w:numId w:val="199"/>
         </w:numPr>
       </w:pPr>
-      <w:bookmarkStart w:id="277" w:name="_Tocd19e4749"/>
-      <w:bookmarkStart w:id="276" w:name="_Refd19e4749"/>
+      <w:bookmarkStart w:id="277" w:name="_Tocd19e4713"/>
+      <w:bookmarkStart w:id="276" w:name="_Refd19e4713"/>
       <w:r>
         <w:t/>
       </w:r>
@@ -12175,8 +12133,8 @@
           <w:numId w:val="200"/>
         </w:numPr>
       </w:pPr>
-      <w:bookmarkStart w:id="279" w:name="_Tocd19e4764"/>
-      <w:bookmarkStart w:id="278" w:name="_Refd19e4764"/>
+      <w:bookmarkStart w:id="279" w:name="_Tocd19e4728"/>
+      <w:bookmarkStart w:id="278" w:name="_Refd19e4728"/>
       <w:r>
         <w:t/>
       </w:r>
@@ -12234,9 +12192,9 @@
       <w:pPr>
         <w:pStyle w:val="Heading4"/>
       </w:pPr>
-      <w:bookmarkStart w:id="280" w:name="_Numd19e4795"/>
-      <w:bookmarkStart w:id="281" w:name="_Refd19e4795"/>
-      <w:bookmarkStart w:id="282" w:name="_Tocd19e4795"/>
+      <w:bookmarkStart w:id="280" w:name="_Numd19e4759"/>
+      <w:bookmarkStart w:id="281" w:name="_Refd19e4759"/>
+      <w:bookmarkStart w:id="282" w:name="_Tocd19e4759"/>
       <w:r>
         <w:t/>
       </w:r>
@@ -12263,9 +12221,9 @@
       <w:pPr>
         <w:pStyle w:val="Heading4"/>
       </w:pPr>
-      <w:bookmarkStart w:id="283" w:name="_Numd19e4814"/>
-      <w:bookmarkStart w:id="284" w:name="_Refd19e4814"/>
-      <w:bookmarkStart w:id="285" w:name="_Tocd19e4814"/>
+      <w:bookmarkStart w:id="283" w:name="_Numd19e4778"/>
+      <w:bookmarkStart w:id="284" w:name="_Refd19e4778"/>
+      <w:bookmarkStart w:id="285" w:name="_Tocd19e4778"/>
       <w:r>
         <w:t/>
       </w:r>
@@ -12301,9 +12259,9 @@
       <w:pPr>
         <w:pStyle w:val="Heading3"/>
       </w:pPr>
-      <w:bookmarkStart w:id="286" w:name="_Numd19e4838"/>
-      <w:bookmarkStart w:id="287" w:name="_Refd19e4838"/>
-      <w:bookmarkStart w:id="288" w:name="_Tocd19e4838"/>
+      <w:bookmarkStart w:id="286" w:name="_Numd19e4802"/>
+      <w:bookmarkStart w:id="287" w:name="_Refd19e4802"/>
+      <w:bookmarkStart w:id="288" w:name="_Tocd19e4802"/>
       <w:r>
         <w:t/>
       </w:r>
@@ -12322,9 +12280,9 @@
       <w:pPr>
         <w:pStyle w:val="Heading3"/>
       </w:pPr>
-      <w:bookmarkStart w:id="289" w:name="_Numd19e4852"/>
-      <w:bookmarkStart w:id="290" w:name="_Refd19e4852"/>
-      <w:bookmarkStart w:id="291" w:name="_Tocd19e4852"/>
+      <w:bookmarkStart w:id="289" w:name="_Numd19e4816"/>
+      <w:bookmarkStart w:id="290" w:name="_Refd19e4816"/>
+      <w:bookmarkStart w:id="291" w:name="_Tocd19e4816"/>
       <w:r>
         <w:t/>
       </w:r>
@@ -12343,9 +12301,9 @@
       <w:pPr>
         <w:pStyle w:val="Heading4"/>
       </w:pPr>
-      <w:bookmarkStart w:id="292" w:name="_Numd19e4865"/>
-      <w:bookmarkStart w:id="293" w:name="_Refd19e4865"/>
-      <w:bookmarkStart w:id="294" w:name="_Tocd19e4865"/>
+      <w:bookmarkStart w:id="292" w:name="_Numd19e4829"/>
+      <w:bookmarkStart w:id="293" w:name="_Refd19e4829"/>
+      <w:bookmarkStart w:id="294" w:name="_Tocd19e4829"/>
       <w:r>
         <w:t/>
       </w:r>
@@ -12372,9 +12330,9 @@
       <w:pPr>
         <w:pStyle w:val="Heading4"/>
       </w:pPr>
-      <w:bookmarkStart w:id="295" w:name="_Numd19e4884"/>
-      <w:bookmarkStart w:id="296" w:name="_Refd19e4884"/>
-      <w:bookmarkStart w:id="297" w:name="_Tocd19e4884"/>
+      <w:bookmarkStart w:id="295" w:name="_Numd19e4848"/>
+      <w:bookmarkStart w:id="296" w:name="_Refd19e4848"/>
+      <w:bookmarkStart w:id="297" w:name="_Tocd19e4848"/>
       <w:r>
         <w:t/>
       </w:r>
@@ -12405,8 +12363,8 @@
           <w:numId w:val="201"/>
         </w:numPr>
       </w:pPr>
-      <w:bookmarkStart w:id="299" w:name="_Tocd19e4895"/>
-      <w:bookmarkStart w:id="298" w:name="_Refd19e4895"/>
+      <w:bookmarkStart w:id="299" w:name="_Tocd19e4859"/>
+      <w:bookmarkStart w:id="298" w:name="_Refd19e4859"/>
       <w:r>
         <w:t/>
       </w:r>
@@ -12464,8 +12422,8 @@
           <w:numId w:val="202"/>
         </w:numPr>
       </w:pPr>
-      <w:bookmarkStart w:id="301" w:name="_Tocd19e4917"/>
-      <w:bookmarkStart w:id="300" w:name="_Refd19e4917"/>
+      <w:bookmarkStart w:id="301" w:name="_Tocd19e4881"/>
+      <w:bookmarkStart w:id="300" w:name="_Refd19e4881"/>
       <w:r>
         <w:t/>
       </w:r>
@@ -12504,8 +12462,8 @@
           <w:numId w:val="203"/>
         </w:numPr>
       </w:pPr>
-      <w:bookmarkStart w:id="303" w:name="_Tocd19e4932"/>
-      <w:bookmarkStart w:id="302" w:name="_Refd19e4932"/>
+      <w:bookmarkStart w:id="303" w:name="_Tocd19e4896"/>
+      <w:bookmarkStart w:id="302" w:name="_Refd19e4896"/>
       <w:r>
         <w:t/>
       </w:r>
@@ -12565,9 +12523,9 @@
       <w:pPr>
         <w:pStyle w:val="Heading4"/>
       </w:pPr>
-      <w:bookmarkStart w:id="304" w:name="_Numd19e4964"/>
-      <w:bookmarkStart w:id="305" w:name="_Refd19e4964"/>
-      <w:bookmarkStart w:id="306" w:name="_Tocd19e4964"/>
+      <w:bookmarkStart w:id="304" w:name="_Numd19e4928"/>
+      <w:bookmarkStart w:id="305" w:name="_Refd19e4928"/>
+      <w:bookmarkStart w:id="306" w:name="_Tocd19e4928"/>
       <w:r>
         <w:t/>
       </w:r>
@@ -12598,8 +12556,8 @@
           <w:numId w:val="204"/>
         </w:numPr>
       </w:pPr>
-      <w:bookmarkStart w:id="308" w:name="_Tocd19e4975"/>
-      <w:bookmarkStart w:id="307" w:name="_Refd19e4975"/>
+      <w:bookmarkStart w:id="308" w:name="_Tocd19e4939"/>
+      <w:bookmarkStart w:id="307" w:name="_Refd19e4939"/>
       <w:r>
         <w:t/>
       </w:r>
@@ -12676,7 +12634,7 @@
         <w:rPr>
           <w:color w:val="0000FF"/>
         </w:rPr>
-        <w:instrText xml:space="preserve"> REF _Numd19e4865 \h </w:instrText>
+        <w:instrText xml:space="preserve"> REF _Numd19e4829 \h </w:instrText>
       </w:r>
       <w:r>
         <w:fldChar w:fldCharType="separate"/>
@@ -12707,9 +12665,9 @@
       <w:pPr>
         <w:pStyle w:val="Heading4"/>
       </w:pPr>
-      <w:bookmarkStart w:id="309" w:name="_Numd19e5017"/>
-      <w:bookmarkStart w:id="310" w:name="_Refd19e5017"/>
-      <w:bookmarkStart w:id="311" w:name="_Tocd19e5017"/>
+      <w:bookmarkStart w:id="309" w:name="_Numd19e4981"/>
+      <w:bookmarkStart w:id="310" w:name="_Refd19e4981"/>
+      <w:bookmarkStart w:id="311" w:name="_Tocd19e4981"/>
       <w:r>
         <w:t/>
       </w:r>
@@ -12732,8 +12690,8 @@
           <w:numId w:val="205"/>
         </w:numPr>
       </w:pPr>
-      <w:bookmarkStart w:id="313" w:name="_Tocd19e5026"/>
-      <w:bookmarkStart w:id="312" w:name="_Refd19e5026"/>
+      <w:bookmarkStart w:id="313" w:name="_Tocd19e4990"/>
+      <w:bookmarkStart w:id="312" w:name="_Refd19e4990"/>
       <w:r>
         <w:t/>
       </w:r>
@@ -12810,7 +12768,7 @@
         <w:rPr>
           <w:color w:val="0000FF"/>
         </w:rPr>
-        <w:instrText xml:space="preserve"> REF _Numd19e5230 \h </w:instrText>
+        <w:instrText xml:space="preserve"> REF _Numd19e5194 \h </w:instrText>
       </w:r>
       <w:r>
         <w:fldChar w:fldCharType="separate"/>
@@ -12871,8 +12829,8 @@
           <w:numId w:val="206"/>
         </w:numPr>
       </w:pPr>
-      <w:bookmarkStart w:id="315" w:name="_Tocd19e5069"/>
-      <w:bookmarkStart w:id="314" w:name="_Refd19e5069"/>
+      <w:bookmarkStart w:id="315" w:name="_Tocd19e5033"/>
+      <w:bookmarkStart w:id="314" w:name="_Refd19e5033"/>
       <w:r>
         <w:t/>
       </w:r>
@@ -12892,8 +12850,8 @@
           <w:numId w:val="207"/>
         </w:numPr>
       </w:pPr>
-      <w:bookmarkStart w:id="317" w:name="_Tocd19e5077"/>
-      <w:bookmarkStart w:id="316" w:name="_Refd19e5077"/>
+      <w:bookmarkStart w:id="317" w:name="_Tocd19e5041"/>
+      <w:bookmarkStart w:id="316" w:name="_Refd19e5041"/>
       <w:r>
         <w:t/>
       </w:r>
@@ -12972,8 +12930,8 @@
           <w:numId w:val="208"/>
         </w:numPr>
       </w:pPr>
-      <w:bookmarkStart w:id="319" w:name="_Tocd19e5107"/>
-      <w:bookmarkStart w:id="318" w:name="_Refd19e5107"/>
+      <w:bookmarkStart w:id="319" w:name="_Tocd19e5071"/>
+      <w:bookmarkStart w:id="318" w:name="_Refd19e5071"/>
       <w:r>
         <w:t/>
       </w:r>
@@ -13052,9 +13010,9 @@
       <w:pPr>
         <w:pStyle w:val="Heading3"/>
       </w:pPr>
-      <w:bookmarkStart w:id="320" w:name="_Numd19e5148"/>
-      <w:bookmarkStart w:id="321" w:name="_Refd19e5148"/>
-      <w:bookmarkStart w:id="322" w:name="_Tocd19e5148"/>
+      <w:bookmarkStart w:id="320" w:name="_Numd19e5112"/>
+      <w:bookmarkStart w:id="321" w:name="_Refd19e5112"/>
+      <w:bookmarkStart w:id="322" w:name="_Tocd19e5112"/>
       <w:r>
         <w:t/>
       </w:r>
@@ -13096,8 +13054,8 @@
           <w:numId w:val="209"/>
         </w:numPr>
       </w:pPr>
-      <w:bookmarkStart w:id="324" w:name="_Tocd19e5163"/>
-      <w:bookmarkStart w:id="323" w:name="_Refd19e5163"/>
+      <w:bookmarkStart w:id="324" w:name="_Tocd19e5127"/>
+      <w:bookmarkStart w:id="323" w:name="_Refd19e5127"/>
       <w:r>
         <w:t/>
       </w:r>
@@ -13117,8 +13075,8 @@
           <w:numId w:val="210"/>
         </w:numPr>
       </w:pPr>
-      <w:bookmarkStart w:id="326" w:name="_Tocd19e5171"/>
-      <w:bookmarkStart w:id="325" w:name="_Refd19e5171"/>
+      <w:bookmarkStart w:id="326" w:name="_Tocd19e5135"/>
+      <w:bookmarkStart w:id="325" w:name="_Refd19e5135"/>
       <w:r>
         <w:t/>
       </w:r>
@@ -13252,9 +13210,9 @@
       <w:pPr>
         <w:pStyle w:val="Heading3"/>
       </w:pPr>
-      <w:bookmarkStart w:id="327" w:name="_Numd19e5230"/>
-      <w:bookmarkStart w:id="328" w:name="_Refd19e5230"/>
-      <w:bookmarkStart w:id="329" w:name="_Tocd19e5230"/>
+      <w:bookmarkStart w:id="327" w:name="_Numd19e5194"/>
+      <w:bookmarkStart w:id="328" w:name="_Refd19e5194"/>
+      <w:bookmarkStart w:id="329" w:name="_Tocd19e5194"/>
       <w:r>
         <w:t/>
       </w:r>
@@ -13277,8 +13235,8 @@
           <w:numId w:val="211"/>
         </w:numPr>
       </w:pPr>
-      <w:bookmarkStart w:id="331" w:name="_Tocd19e5239"/>
-      <w:bookmarkStart w:id="330" w:name="_Refd19e5239"/>
+      <w:bookmarkStart w:id="331" w:name="_Tocd19e5203"/>
+      <w:bookmarkStart w:id="330" w:name="_Refd19e5203"/>
       <w:r>
         <w:t/>
       </w:r>
@@ -13355,8 +13313,8 @@
           <w:numId w:val="212"/>
         </w:numPr>
       </w:pPr>
-      <w:bookmarkStart w:id="333" w:name="_Tocd19e5268"/>
-      <w:bookmarkStart w:id="332" w:name="_Refd19e5268"/>
+      <w:bookmarkStart w:id="333" w:name="_Tocd19e5232"/>
+      <w:bookmarkStart w:id="332" w:name="_Refd19e5232"/>
       <w:r>
         <w:t/>
       </w:r>
@@ -13491,8 +13449,8 @@
           <w:numId w:val="213"/>
         </w:numPr>
       </w:pPr>
-      <w:bookmarkStart w:id="335" w:name="_Tocd19e5318"/>
-      <w:bookmarkStart w:id="334" w:name="_Refd19e5318"/>
+      <w:bookmarkStart w:id="335" w:name="_Tocd19e5282"/>
+      <w:bookmarkStart w:id="334" w:name="_Refd19e5282"/>
       <w:r>
         <w:t/>
       </w:r>
@@ -13615,7 +13573,7 @@
         <w:rPr>
           <w:color w:val="0000FF"/>
         </w:rPr>
-        <w:instrText xml:space="preserve"> REF _Numd19e5148 \h </w:instrText>
+        <w:instrText xml:space="preserve"> REF _Numd19e5112 \h </w:instrText>
       </w:r>
       <w:r>
         <w:fldChar w:fldCharType="separate"/>
@@ -13676,9 +13634,9 @@
       <w:pPr>
         <w:pStyle w:val="Heading2"/>
       </w:pPr>
-      <w:bookmarkStart w:id="336" w:name="_Numd19e5388"/>
-      <w:bookmarkStart w:id="337" w:name="_Refd19e5388"/>
-      <w:bookmarkStart w:id="338" w:name="_Tocd19e5388"/>
+      <w:bookmarkStart w:id="336" w:name="_Numd19e5352"/>
+      <w:bookmarkStart w:id="337" w:name="_Refd19e5352"/>
+      <w:bookmarkStart w:id="338" w:name="_Tocd19e5352"/>
       <w:r>
         <w:t/>
       </w:r>
@@ -13697,9 +13655,9 @@
       <w:pPr>
         <w:pStyle w:val="Heading3"/>
       </w:pPr>
-      <w:bookmarkStart w:id="339" w:name="_Numd19e5401"/>
-      <w:bookmarkStart w:id="340" w:name="_Refd19e5401"/>
-      <w:bookmarkStart w:id="341" w:name="_Tocd19e5401"/>
+      <w:bookmarkStart w:id="339" w:name="_Numd19e5365"/>
+      <w:bookmarkStart w:id="340" w:name="_Refd19e5365"/>
+      <w:bookmarkStart w:id="341" w:name="_Tocd19e5365"/>
       <w:r>
         <w:t/>
       </w:r>
@@ -13722,8 +13680,8 @@
           <w:numId w:val="214"/>
         </w:numPr>
       </w:pPr>
-      <w:bookmarkStart w:id="343" w:name="_Tocd19e5410"/>
-      <w:bookmarkStart w:id="342" w:name="_Refd19e5410"/>
+      <w:bookmarkStart w:id="343" w:name="_Tocd19e5374"/>
+      <w:bookmarkStart w:id="342" w:name="_Refd19e5374"/>
       <w:r>
         <w:t/>
       </w:r>
@@ -13743,8 +13701,8 @@
           <w:numId w:val="215"/>
         </w:numPr>
       </w:pPr>
-      <w:bookmarkStart w:id="345" w:name="_Tocd19e5418"/>
-      <w:bookmarkStart w:id="344" w:name="_Refd19e5418"/>
+      <w:bookmarkStart w:id="345" w:name="_Tocd19e5382"/>
+      <w:bookmarkStart w:id="344" w:name="_Refd19e5382"/>
       <w:r>
         <w:t/>
       </w:r>
@@ -13820,9 +13778,9 @@
       <w:pPr>
         <w:pStyle w:val="Heading3"/>
       </w:pPr>
-      <w:bookmarkStart w:id="346" w:name="_Numd19e5458"/>
-      <w:bookmarkStart w:id="347" w:name="_Refd19e5458"/>
-      <w:bookmarkStart w:id="348" w:name="_Tocd19e5458"/>
+      <w:bookmarkStart w:id="346" w:name="_Numd19e5422"/>
+      <w:bookmarkStart w:id="347" w:name="_Refd19e5422"/>
+      <w:bookmarkStart w:id="348" w:name="_Tocd19e5422"/>
       <w:r>
         <w:t/>
       </w:r>
@@ -13853,8 +13811,8 @@
           <w:numId w:val="216"/>
         </w:numPr>
       </w:pPr>
-      <w:bookmarkStart w:id="350" w:name="_Tocd19e5469"/>
-      <w:bookmarkStart w:id="349" w:name="_Refd19e5469"/>
+      <w:bookmarkStart w:id="350" w:name="_Tocd19e5433"/>
+      <w:bookmarkStart w:id="349" w:name="_Refd19e5433"/>
       <w:r>
         <w:t/>
       </w:r>
@@ -13862,13 +13820,7 @@
         <w:t>(a)</w:t>
       </w:r>
       <w:r>
-        <w:t xml:space="preserve"> Individual purchasing instruments do not exceed </w:t>
-      </w:r>
-      <w:r>
-        <w:t>$45,000</w:t>
-      </w:r>
-      <w:r>
-        <w:t>, except that executive agencies may permit higher dollar limitations for specified activities or items on a case-by-case basis.</w:t>
+        <w:t xml:space="preserve"> Individual purchasing instruments do not exceed $45,000, except that executive agencies may permit higher dollar limitations for specified activities or items on a case-by-case basis.</w:t>
       </w:r>
     </w:p>
     <w:p xmlns:tce="http://www.TCE.com">
@@ -13906,7 +13858,7 @@
         <w:t>(c)</w:t>
       </w:r>
       <w:r>
-        <w:t xml:space="preserve"> Titleto the supplies passes to the Government-</w:t>
+        <w:t xml:space="preserve"> Title to the supplies passes to the Government-</w:t>
       </w:r>
     </w:p>
     <w:p xmlns:tce="http://www.TCE.com">
@@ -13918,8 +13870,8 @@
           <w:numId w:val="217"/>
         </w:numPr>
       </w:pPr>
-      <w:bookmarkStart w:id="352" w:name="_Tocd19e5496"/>
-      <w:bookmarkStart w:id="351" w:name="_Refd19e5496"/>
+      <w:bookmarkStart w:id="352" w:name="_Tocd19e5455"/>
+      <w:bookmarkStart w:id="351" w:name="_Refd19e5455"/>
       <w:r>
         <w:t/>
       </w:r>
@@ -14017,8 +13969,8 @@
           <w:numId w:val="218"/>
         </w:numPr>
       </w:pPr>
-      <w:bookmarkStart w:id="354" w:name="_Tocd19e5534"/>
-      <w:bookmarkStart w:id="353" w:name="_Refd19e5534"/>
+      <w:bookmarkStart w:id="354" w:name="_Tocd19e5493"/>
+      <w:bookmarkStart w:id="353" w:name="_Refd19e5493"/>
       <w:r>
         <w:t/>
       </w:r>
@@ -14085,9 +14037,9 @@
       <w:pPr>
         <w:pStyle w:val="Heading3"/>
       </w:pPr>
-      <w:bookmarkStart w:id="355" w:name="_Numd19e5569"/>
-      <w:bookmarkStart w:id="356" w:name="_Refd19e5569"/>
-      <w:bookmarkStart w:id="357" w:name="_Tocd19e5569"/>
+      <w:bookmarkStart w:id="355" w:name="_Numd19e5528"/>
+      <w:bookmarkStart w:id="356" w:name="_Refd19e5528"/>
+      <w:bookmarkStart w:id="357" w:name="_Tocd19e5528"/>
       <w:r>
         <w:t/>
       </w:r>
@@ -14118,8 +14070,8 @@
           <w:numId w:val="219"/>
         </w:numPr>
       </w:pPr>
-      <w:bookmarkStart w:id="359" w:name="_Tocd19e5580"/>
-      <w:bookmarkStart w:id="358" w:name="_Refd19e5580"/>
+      <w:bookmarkStart w:id="359" w:name="_Tocd19e5539"/>
+      <w:bookmarkStart w:id="358" w:name="_Refd19e5539"/>
       <w:r>
         <w:t/>
       </w:r>
@@ -14158,7 +14110,7 @@
         <w:rPr>
           <w:color w:val="0000FF"/>
         </w:rPr>
-        <w:instrText xml:space="preserve"> REF _Numd19e3689 \h </w:instrText>
+        <w:instrText xml:space="preserve"> REF _Numd19e3663 \h </w:instrText>
       </w:r>
       <w:r>
         <w:fldChar w:fldCharType="separate"/>
@@ -14228,9 +14180,9 @@
       <w:pPr>
         <w:pStyle w:val="Heading3"/>
       </w:pPr>
-      <w:bookmarkStart w:id="360" w:name="_Numd19e5619"/>
-      <w:bookmarkStart w:id="361" w:name="_Refd19e5619"/>
-      <w:bookmarkStart w:id="362" w:name="_Tocd19e5619"/>
+      <w:bookmarkStart w:id="360" w:name="_Numd19e5578"/>
+      <w:bookmarkStart w:id="361" w:name="_Refd19e5578"/>
+      <w:bookmarkStart w:id="362" w:name="_Tocd19e5578"/>
       <w:r>
         <w:t/>
       </w:r>
@@ -14270,7 +14222,7 @@
         <w:rPr>
           <w:color w:val="0000FF"/>
         </w:rPr>
-        <w:instrText xml:space="preserve"> REF _Numd19e5458 \h </w:instrText>
+        <w:instrText xml:space="preserve"> REF _Numd19e5422 \h </w:instrText>
       </w:r>
       <w:r>
         <w:fldChar w:fldCharType="separate"/>
@@ -14299,9 +14251,9 @@
       <w:pPr>
         <w:pStyle w:val="Heading2"/>
       </w:pPr>
-      <w:bookmarkStart w:id="363" w:name="_Numd19e5647"/>
-      <w:bookmarkStart w:id="364" w:name="_Refd19e5647"/>
-      <w:bookmarkStart w:id="365" w:name="_Tocd19e5647"/>
+      <w:bookmarkStart w:id="363" w:name="_Numd19e5606"/>
+      <w:bookmarkStart w:id="364" w:name="_Refd19e5606"/>
+      <w:bookmarkStart w:id="365" w:name="_Tocd19e5606"/>
       <w:r>
         <w:t/>
       </w:r>
@@ -14320,9 +14272,9 @@
       <w:pPr>
         <w:pStyle w:val="Heading3"/>
       </w:pPr>
-      <w:bookmarkStart w:id="366" w:name="_Numd19e5660"/>
-      <w:bookmarkStart w:id="367" w:name="_Refd19e5660"/>
-      <w:bookmarkStart w:id="368" w:name="_Tocd19e5660"/>
+      <w:bookmarkStart w:id="366" w:name="_Numd19e5619"/>
+      <w:bookmarkStart w:id="367" w:name="_Refd19e5619"/>
+      <w:bookmarkStart w:id="368" w:name="_Tocd19e5619"/>
       <w:r>
         <w:t/>
       </w:r>
@@ -14345,8 +14297,8 @@
           <w:numId w:val="220"/>
         </w:numPr>
       </w:pPr>
-      <w:bookmarkStart w:id="370" w:name="_Tocd19e5669"/>
-      <w:bookmarkStart w:id="369" w:name="_Refd19e5669"/>
+      <w:bookmarkStart w:id="370" w:name="_Tocd19e5628"/>
+      <w:bookmarkStart w:id="369" w:name="_Refd19e5628"/>
       <w:r>
         <w:t/>
       </w:r>
@@ -14354,13 +14306,7 @@
         <w:t>(a)</w:t>
       </w:r>
       <w:r>
-        <w:t xml:space="preserve"> This subpart authorizes the use of simplified procedures for the acquisition of supplies and services in amounts greater than the simplified acquisition threshold but not exceeding </w:t>
-      </w:r>
-      <w:r>
-        <w:t>$9 million</w:t>
-      </w:r>
-      <w:r>
-        <w:t xml:space="preserve"> ($15 million for acquisitions as described in </w:t>
+        <w:t xml:space="preserve"> This subpart authorizes the use of simplified procedures for the acquisition of supplies and services in amounts greater than the simplified acquisition threshold but not exceeding $9 million ($15 million for acquisitions as described in </w:t>
       </w:r>
       <w:r>
         <w:rPr>
@@ -14372,7 +14318,7 @@
         <w:rPr>
           <w:color w:val="0000FF"/>
         </w:rPr>
-        <w:instrText xml:space="preserve"> REF _Numd19e5660 \h </w:instrText>
+        <w:instrText xml:space="preserve"> REF _Numd19e5619 \h </w:instrText>
       </w:r>
       <w:r>
         <w:fldChar w:fldCharType="separate"/>
@@ -14503,8 +14449,8 @@
           <w:numId w:val="221"/>
         </w:numPr>
       </w:pPr>
-      <w:bookmarkStart w:id="372" w:name="_Tocd19e5724"/>
-      <w:bookmarkStart w:id="371" w:name="_Refd19e5724"/>
+      <w:bookmarkStart w:id="372" w:name="_Tocd19e5678"/>
+      <w:bookmarkStart w:id="371" w:name="_Refd19e5678"/>
       <w:r>
         <w:t/>
       </w:r>
@@ -14552,9 +14498,9 @@
       <w:pPr>
         <w:pStyle w:val="Heading3"/>
       </w:pPr>
-      <w:bookmarkStart w:id="373" w:name="_Numd19e5753"/>
-      <w:bookmarkStart w:id="374" w:name="_Refd19e5753"/>
-      <w:bookmarkStart w:id="375" w:name="_Tocd19e5753"/>
+      <w:bookmarkStart w:id="373" w:name="_Numd19e5707"/>
+      <w:bookmarkStart w:id="374" w:name="_Refd19e5707"/>
+      <w:bookmarkStart w:id="375" w:name="_Tocd19e5707"/>
       <w:r>
         <w:t/>
       </w:r>
@@ -14577,8 +14523,8 @@
           <w:numId w:val="222"/>
         </w:numPr>
       </w:pPr>
-      <w:bookmarkStart w:id="377" w:name="_Tocd19e5762"/>
-      <w:bookmarkStart w:id="376" w:name="_Refd19e5762"/>
+      <w:bookmarkStart w:id="377" w:name="_Tocd19e5716"/>
+      <w:bookmarkStart w:id="376" w:name="_Refd19e5716"/>
       <w:r>
         <w:t/>
       </w:r>
@@ -14598,8 +14544,8 @@
           <w:numId w:val="223"/>
         </w:numPr>
       </w:pPr>
-      <w:bookmarkStart w:id="379" w:name="_Tocd19e5770"/>
-      <w:bookmarkStart w:id="378" w:name="_Refd19e5770"/>
+      <w:bookmarkStart w:id="379" w:name="_Tocd19e5724"/>
+      <w:bookmarkStart w:id="378" w:name="_Refd19e5724"/>
       <w:r>
         <w:t/>
       </w:r>
@@ -14628,8 +14574,8 @@
           <w:numId w:val="224"/>
         </w:numPr>
       </w:pPr>
-      <w:bookmarkStart w:id="381" w:name="_Tocd19e5782"/>
-      <w:bookmarkStart w:id="380" w:name="_Refd19e5782"/>
+      <w:bookmarkStart w:id="381" w:name="_Tocd19e5736"/>
+      <w:bookmarkStart w:id="380" w:name="_Refd19e5736"/>
       <w:r>
         <w:t/>
       </w:r>
@@ -14686,7 +14632,7 @@
         <w:rPr>
           <w:color w:val="0000FF"/>
         </w:rPr>
-        <w:instrText xml:space="preserve"> REF _Numd19e5647 \h </w:instrText>
+        <w:instrText xml:space="preserve"> REF _Numd19e5606 \h </w:instrText>
       </w:r>
       <w:r>
         <w:fldChar w:fldCharType="separate"/>
@@ -14827,8 +14773,8 @@
           <w:numId w:val="225"/>
         </w:numPr>
       </w:pPr>
-      <w:bookmarkStart w:id="383" w:name="_Tocd19e5851"/>
-      <w:bookmarkStart w:id="382" w:name="_Refd19e5851"/>
+      <w:bookmarkStart w:id="383" w:name="_Tocd19e5805"/>
+      <w:bookmarkStart w:id="382" w:name="_Refd19e5805"/>
       <w:r>
         <w:t/>
       </w:r>
@@ -14836,13 +14782,7 @@
         <w:t>(i)</w:t>
       </w:r>
       <w:r>
-        <w:t xml:space="preserve"> </w:t>
-      </w:r>
-      <w:r>
-        <w:t>For a proposed contract exceeding the simplified acquisition threshold, but not exceeding $900,000, the contracting officer's certification that the justification is accurate and complete to the best of the contracting officer's knowledge and belief will serve as approval, unless a higher approval level is established in accordance with agency procedures.</w:t>
-      </w:r>
-      <w:r>
-        <w:t/>
+        <w:t xml:space="preserve"> For a proposed contract exceeding the simplified acquisition threshold, but not exceeding $900,000, the contracting officer's certification that the justification is accurate and complete to the best of the contracting officer's knowledge and belief will serve as approval, unless a higher approval level is established in accordance with agency procedures.</w:t>
       </w:r>
     </w:p>
     <w:p xmlns:tce="http://www.TCE.com">
@@ -14861,10 +14801,7 @@
         <w:t>(ii)</w:t>
       </w:r>
       <w:r>
-        <w:t xml:space="preserve"> </w:t>
-      </w:r>
-      <w:r>
-        <w:t xml:space="preserve">For a proposed contract exceeding $900,000 or the thresholds in paragraph (1) of the definition of simplified acquisition threshold in </w:t>
+        <w:t xml:space="preserve"> For a proposed contract exceeding $900,000 or the thresholds in paragraph (1) of the definition of simplified acquisition threshold in </w:t>
       </w:r>
       <w:r>
         <w:rPr>
@@ -14892,9 +14829,6 @@
       </w:r>
       <w:r>
         <w:t>(a)(3) or (a)(4) must approve the justification and approval. This authority is not delegable.</w:t>
-      </w:r>
-      <w:r>
-        <w:t/>
       </w:r>
     </w:p>
     <w:p xmlns:tce="http://www.TCE.com">
@@ -14913,10 +14847,7 @@
         <w:t>(iii)</w:t>
       </w:r>
       <w:r>
-        <w:t xml:space="preserve"> </w:t>
-      </w:r>
-      <w:r>
-        <w:t xml:space="preserve">For a proposed contract exceeding $20 million but not exceeding $90 million or, for DoD, NASA, and the Coast Guard, not exceeding $150 million, the head of the procuring activity or the official described in </w:t>
+        <w:t xml:space="preserve"> For a proposed contract exceeding $20 million but not exceeding $90 million or, for DoD, NASA, and the Coast Guard, not exceeding $150 million, the head of the procuring activity or the official described in </w:t>
       </w:r>
       <w:r>
         <w:rPr>
@@ -14926,9 +14857,6 @@
       </w:r>
       <w:r>
         <w:t>(a)(3) or (a)(4) must approve the justification and approval. This authority is not delegable.</w:t>
-      </w:r>
-      <w:r>
-        <w:t/>
       </w:r>
     </w:p>
     <w:p xmlns:tce="http://www.TCE.com">
@@ -14947,10 +14875,7 @@
         <w:t>(iv)</w:t>
       </w:r>
       <w:r>
-        <w:t xml:space="preserve"> </w:t>
-      </w:r>
-      <w:r>
-        <w:t xml:space="preserve">For a proposed contract exceeding $90 million or, for DoD, NASA, and the Coast Guard, $150 million, the official described in </w:t>
+        <w:t xml:space="preserve"> For a proposed contract exceeding $90 million or, for DoD, NASA, and the Coast Guard, $150 million, the official described in </w:t>
       </w:r>
       <w:r>
         <w:rPr>
@@ -14969,9 +14894,6 @@
       </w:r>
       <w:r>
         <w:t>(a)(4).</w:t>
-      </w:r>
-      <w:r>
-        <w:t/>
       </w:r>
       <w:bookmarkEnd w:id="382"/>
       <w:bookmarkEnd w:id="383"/>
@@ -15015,8 +14937,8 @@
           <w:numId w:val="226"/>
         </w:numPr>
       </w:pPr>
-      <w:bookmarkStart w:id="385" w:name="_Tocd19e5932"/>
-      <w:bookmarkStart w:id="384" w:name="_Refd19e5932"/>
+      <w:bookmarkStart w:id="385" w:name="_Tocd19e5870"/>
+      <w:bookmarkStart w:id="384" w:name="_Refd19e5870"/>
       <w:r>
         <w:t/>
       </w:r>
@@ -15036,7 +14958,7 @@
         <w:rPr>
           <w:color w:val="0000FF"/>
         </w:rPr>
-        <w:instrText xml:space="preserve"> REF _Numd19e5647 \h </w:instrText>
+        <w:instrText xml:space="preserve"> REF _Numd19e5606 \h </w:instrText>
       </w:r>
       <w:r>
         <w:fldChar w:fldCharType="separate"/>
@@ -15325,7 +15247,7 @@
         <w:rPr>
           <w:noProof/>
         </w:rPr>
-        <w:t>5302.101   Definitions</w:t>
+        <w:t>Heading 3</w:t>
       </w:r>
     </w:fldSimple>
   </w:p>
@@ -29221,7 +29143,7 @@
   <w:style w:type="paragraph" w:default="1" w:styleId="Normal">
     <w:name w:val="Normal"/>
     <w:qFormat/>
-    <w:rsid w:val="00792F9E"/>
+    <w:rsid w:val="0035396F"/>
     <w:rPr>
       <w:rFonts w:ascii="Times New Roman" w:hAnsi="Times New Roman"/>
     </w:rPr>
@@ -29338,67 +29260,42 @@
   </w:style>
   <w:style w:type="paragraph" w:styleId="Heading6">
     <w:name w:val="heading 6"/>
-    <w:basedOn w:val="Normal"/>
+    <w:basedOn w:val="Heading4"/>
     <w:next w:val="BodyText"/>
     <w:link w:val="Heading6Char"/>
     <w:uiPriority w:val="9"/>
     <w:unhideWhenUsed/>
     <w:qFormat/>
-    <w:rsid w:val="00D068E1"/>
+    <w:rsid w:val="002D4362"/>
     <w:pPr>
-      <w:keepNext/>
-      <w:keepLines/>
-      <w:spacing w:before="40"/>
       <w:outlineLvl w:val="5"/>
     </w:pPr>
-    <w:rPr>
-      <w:rFonts w:eastAsiaTheme="majorEastAsia" w:cstheme="majorBidi"/>
-      <w:color w:val="1F3763" w:themeColor="accent1" w:themeShade="7F"/>
-    </w:rPr>
   </w:style>
   <w:style w:type="paragraph" w:styleId="Heading7">
     <w:name w:val="heading 7"/>
-    <w:basedOn w:val="Normal"/>
+    <w:basedOn w:val="Heading6"/>
     <w:next w:val="BodyText"/>
     <w:link w:val="Heading7Char"/>
     <w:uiPriority w:val="9"/>
     <w:unhideWhenUsed/>
     <w:qFormat/>
-    <w:rsid w:val="005043CB"/>
+    <w:rsid w:val="002D4362"/>
     <w:pPr>
-      <w:keepNext/>
-      <w:keepLines/>
-      <w:spacing w:before="40"/>
       <w:outlineLvl w:val="6"/>
     </w:pPr>
-    <w:rPr>
-      <w:rFonts w:asciiTheme="majorHAnsi" w:eastAsiaTheme="majorEastAsia" w:hAnsiTheme="majorHAnsi" w:cstheme="majorBidi"/>
-      <w:i/>
-      <w:iCs/>
-      <w:color w:val="1F3763" w:themeColor="accent1" w:themeShade="7F"/>
-    </w:rPr>
   </w:style>
   <w:style w:type="paragraph" w:styleId="Heading8">
     <w:name w:val="heading 8"/>
-    <w:basedOn w:val="Normal"/>
+    <w:basedOn w:val="Heading7"/>
     <w:next w:val="BodyText"/>
     <w:link w:val="Heading8Char"/>
     <w:uiPriority w:val="9"/>
     <w:unhideWhenUsed/>
     <w:qFormat/>
-    <w:rsid w:val="005043CB"/>
+    <w:rsid w:val="002D4362"/>
     <w:pPr>
-      <w:keepNext/>
-      <w:keepLines/>
-      <w:spacing w:before="40"/>
       <w:outlineLvl w:val="7"/>
     </w:pPr>
-    <w:rPr>
-      <w:rFonts w:asciiTheme="majorHAnsi" w:eastAsiaTheme="majorEastAsia" w:hAnsiTheme="majorHAnsi" w:cstheme="majorBidi"/>
-      <w:color w:val="272727" w:themeColor="text1" w:themeTint="D8"/>
-      <w:sz w:val="21"/>
-      <w:szCs w:val="21"/>
-    </w:rPr>
   </w:style>
   <w:style w:type="paragraph" w:styleId="Heading9">
     <w:name w:val="heading 9"/>
@@ -29649,10 +29546,11 @@
     <w:basedOn w:val="DefaultParagraphFont"/>
     <w:link w:val="Heading6"/>
     <w:uiPriority w:val="9"/>
-    <w:rsid w:val="00D068E1"/>
+    <w:rsid w:val="002D4362"/>
     <w:rPr>
       <w:rFonts w:ascii="Times New Roman" w:eastAsiaTheme="majorEastAsia" w:hAnsi="Times New Roman" w:cstheme="majorBidi"/>
-      <w:color w:val="1F3763" w:themeColor="accent1" w:themeShade="7F"/>
+      <w:b/>
+      <w:iCs/>
     </w:rPr>
   </w:style>
   <w:style w:type="character" w:customStyle="1" w:styleId="Heading7Char">
@@ -29660,12 +29558,11 @@
     <w:basedOn w:val="DefaultParagraphFont"/>
     <w:link w:val="Heading7"/>
     <w:uiPriority w:val="9"/>
-    <w:rsid w:val="005043CB"/>
+    <w:rsid w:val="002D4362"/>
     <w:rPr>
-      <w:rFonts w:asciiTheme="majorHAnsi" w:eastAsiaTheme="majorEastAsia" w:hAnsiTheme="majorHAnsi" w:cstheme="majorBidi"/>
-      <w:i/>
+      <w:rFonts w:ascii="Times New Roman" w:eastAsiaTheme="majorEastAsia" w:hAnsi="Times New Roman" w:cstheme="majorBidi"/>
+      <w:b/>
       <w:iCs/>
-      <w:color w:val="1F3763" w:themeColor="accent1" w:themeShade="7F"/>
     </w:rPr>
   </w:style>
   <w:style w:type="character" w:customStyle="1" w:styleId="Heading8Char">
@@ -29673,12 +29570,11 @@
     <w:basedOn w:val="DefaultParagraphFont"/>
     <w:link w:val="Heading8"/>
     <w:uiPriority w:val="9"/>
-    <w:rsid w:val="005043CB"/>
+    <w:rsid w:val="002D4362"/>
     <w:rPr>
-      <w:rFonts w:asciiTheme="majorHAnsi" w:eastAsiaTheme="majorEastAsia" w:hAnsiTheme="majorHAnsi" w:cstheme="majorBidi"/>
-      <w:color w:val="272727" w:themeColor="text1" w:themeTint="D8"/>
-      <w:sz w:val="21"/>
-      <w:szCs w:val="21"/>
+      <w:rFonts w:ascii="Times New Roman" w:eastAsiaTheme="majorEastAsia" w:hAnsi="Times New Roman" w:cstheme="majorBidi"/>
+      <w:b/>
+      <w:iCs/>
     </w:rPr>
   </w:style>
   <w:style w:type="character" w:customStyle="1" w:styleId="Heading9Char">
